--- a/exercises/Bài tập tổng hợp 40-44 - Động từ khuyết thiếu/Đề 3.docx
+++ b/exercises/Bài tập tổng hợp 40-44 - Động từ khuyết thiếu/Đề 3.docx
@@ -3,604 +3,2788 @@
 <w:document xmlns:w="http://schemas.openxmlformats.org/wordprocessingml/2006/main">
   <w:body>
     <w:p>
-      <w:r>
-        <w:rPr>
+      <w:pPr>
+        <w:spacing w:before="0" w:after="280"/>
+        <w:keepNext/>
+        <w:jc w:val="center"/>
+      </w:pPr>
+      <w:r>
+        <w:rPr>
+          <w:color w:val="000000"/>
           <w:b/>
         </w:rPr>
-        <w:t xml:space="preserve">ĐỀ TỔNG HỢP 40–44 – ĐỀ 3</w:t>
-      </w:r>
-    </w:p>
-    <w:p>
-      <w:r>
-        <w:t xml:space="preserve">MODAL VERBS: CAN / COULD / MAY / MIGHT / MUST / HAVE TO / SHOULD / OUGHT TO / WILL / WOULD / SHALL</w:t>
-      </w:r>
-    </w:p>
-    <w:p>
-      <w:r>
-        <w:t xml:space="preserve">Họ và tên: __________________________                         Điểm: ________/100</w:t>
-      </w:r>
-    </w:p>
-    <w:p>
-      <w:r>
-        <w:rPr>
+        <w:t>ĐỀ TỔNG HỢP 40–44 – ĐỀ 3</w:t>
+      </w:r>
+    </w:p>
+    <w:p>
+      <w:pPr>
+        <w:spacing w:before="0" w:after="180"/>
+        <w:jc w:val="center"/>
+      </w:pPr>
+      <w:r>
+        <w:rPr>
+          <w:color w:val="000000"/>
           <w:b/>
         </w:rPr>
-        <w:t xml:space="preserve">PHẦN 1. CHỌN ĐỘNG TỪ KHUYẾT THIẾU ĐÚNG (10 điểm)</w:t>
-      </w:r>
-    </w:p>
-    <w:p>
-      <w:r>
-        <w:t xml:space="preserve">1. When I was five, I ___ read. A can B could C may</w:t>
-      </w:r>
-    </w:p>
-    <w:p>
-      <w:r>
-        <w:t xml:space="preserve">2. You ___ park here; it is forbidden. A do not have to B must not C might not</w:t>
-      </w:r>
-    </w:p>
-    <w:p>
-      <w:r>
-        <w:t xml:space="preserve">3. You ___ bring food; we already have enough. A must not B do not have to C should not</w:t>
-      </w:r>
-    </w:p>
-    <w:p>
-      <w:r>
-        <w:t xml:space="preserve">4. ___ you help me, please? A Could B Must C Shall not</w:t>
-      </w:r>
-    </w:p>
-    <w:p>
-      <w:r>
-        <w:t xml:space="preserve">5. Students ___ submit the form by Friday. A have to B would C might</w:t>
-      </w:r>
-    </w:p>
-    <w:p>
-      <w:r>
-        <w:t xml:space="preserve">6. She ___ swim very well. A can B must C shall</w:t>
-      </w:r>
-    </w:p>
-    <w:p>
-      <w:r>
-        <w:t xml:space="preserve">7. ___ I borrow your pen? A Must B May C Have to</w:t>
-      </w:r>
-    </w:p>
-    <w:p>
-      <w:r>
-        <w:t xml:space="preserve">8. It is cloudy; it ___ rain later. A might B should C can</w:t>
-      </w:r>
-    </w:p>
-    <w:p>
-      <w:r>
-        <w:t xml:space="preserve">9. You ___ wear a seat belt. A may B must C could</w:t>
-      </w:r>
-    </w:p>
-    <w:p>
-      <w:r>
-        <w:t xml:space="preserve">10. I ___ finish this report because my boss requires it. A have to B might C would</w:t>
-      </w:r>
-    </w:p>
-    <w:p>
-      <w:r>
-        <w:rPr>
+        <w:t>MODAL VERBS: CAN / COULD / MAY / MIGHT / MUST / HAVE TO / SHOULD / OUGHT TO / WILL / WOULD / SHALL</w:t>
+      </w:r>
+    </w:p>
+    <w:p>
+      <w:pPr>
+        <w:spacing w:before="0" w:after="100"/>
+      </w:pPr>
+      <w:r>
+        <w:rPr>
+          <w:color w:val="000000"/>
+        </w:rPr>
+        <w:t>Họ và tên: __________________________                         Điểm: ________/100</w:t>
+      </w:r>
+    </w:p>
+    <w:p>
+      <w:pPr>
+        <w:spacing w:before="0" w:after="100"/>
+      </w:pPr>
+      <w:r>
+        <w:rPr>
+          <w:color w:val="000000"/>
+        </w:rPr>
+        <w:t>Phạm vi kiến thức: Bài 40–44 — can/could; may/might; must/have to; should/ought to; will/would/shall.</w:t>
+      </w:r>
+    </w:p>
+    <w:p>
+      <w:pPr>
+        <w:spacing w:before="0" w:after="100"/>
+      </w:pPr>
+      <w:r>
+        <w:rPr>
+          <w:color w:val="000000"/>
+        </w:rPr>
+        <w:t>Thời gian làm bài dự kiến: 90 phút.</w:t>
+      </w:r>
+    </w:p>
+    <w:p>
+      <w:pPr>
+        <w:spacing w:before="0" w:after="100"/>
+      </w:pPr>
+      <w:r>
+        <w:rPr>
+          <w:color w:val="000000"/>
+        </w:rPr>
+        <w:t>Tổng điểm: 100 điểm.</w:t>
+      </w:r>
+    </w:p>
+    <w:p>
+      <w:pPr>
+        <w:spacing w:before="0" w:after="120"/>
+      </w:pPr>
+      <w:r>
+        <w:rPr>
+          <w:color w:val="000000"/>
+        </w:rPr>
+        <w:t>Hướng dẫn chung: Làm lần lượt từng phần và kiểm tra nghĩa, dạng phủ định, dạng câu hỏi cùng cách dùng của mỗi động từ khuyết thiếu trước khi nộp bài.</w:t>
+      </w:r>
+    </w:p>
+    <w:p>
+      <w:pPr>
+        <w:spacing w:before="240" w:after="60"/>
+        <w:keepNext/>
+      </w:pPr>
+      <w:r>
+        <w:rPr>
+          <w:color w:val="000000"/>
           <w:b/>
         </w:rPr>
-        <w:t xml:space="preserve">PHẦN 2. CAN / COULD (10 điểm)</w:t>
-      </w:r>
-    </w:p>
-    <w:p>
-      <w:r>
-        <w:t xml:space="preserve">1. ___ you tell me the time, please?</w:t>
-      </w:r>
-    </w:p>
-    <w:p>
-      <w:r>
-        <w:t xml:space="preserve">2. Birds ___ fly, but penguins cannot.</w:t>
-      </w:r>
-    </w:p>
-    <w:p>
-      <w:r>
-        <w:t xml:space="preserve">3. She practiced, and finally she ___ solve it.</w:t>
-      </w:r>
-    </w:p>
-    <w:p>
-      <w:r>
-        <w:t xml:space="preserve">4. You ___ sit here if you like.</w:t>
-      </w:r>
-    </w:p>
-    <w:p>
-      <w:r>
-        <w:t xml:space="preserve">5. I ___ hear someone outside.</w:t>
-      </w:r>
-    </w:p>
-    <w:p>
-      <w:r>
-        <w:t xml:space="preserve">6. I ___ speak English now.</w:t>
-      </w:r>
-    </w:p>
-    <w:p>
-      <w:r>
-        <w:t xml:space="preserve">7. ___ you open the window, please?</w:t>
-      </w:r>
-    </w:p>
-    <w:p>
-      <w:r>
-        <w:t xml:space="preserve">8. She ___ not walk when she was one.</w:t>
-      </w:r>
-    </w:p>
-    <w:p>
-      <w:r>
-        <w:t xml:space="preserve">9. We ___ see the mountains from here.</w:t>
-      </w:r>
-    </w:p>
-    <w:p>
-      <w:r>
-        <w:t xml:space="preserve">10. ___ I use your phone?</w:t>
-      </w:r>
-    </w:p>
-    <w:p>
-      <w:r>
-        <w:rPr>
+        <w:t>PHẦN 1. CHỌN ĐỘNG TỪ KHUYẾT THIẾU ĐÚNG (10 điểm)</w:t>
+      </w:r>
+    </w:p>
+    <w:p>
+      <w:pPr>
+        <w:spacing w:before="0" w:after="60"/>
+        <w:keepNext/>
+      </w:pPr>
+      <w:r>
+        <w:rPr>
+          <w:color w:val="000000"/>
+          <w:i/>
+        </w:rPr>
+        <w:t>Hướng dẫn: Đọc từng câu và chọn động từ khuyết thiếu phù hợp nhất.</w:t>
+      </w:r>
+    </w:p>
+    <w:p>
+      <w:pPr>
+        <w:spacing w:before="120" w:after="60"/>
+        <w:keepNext/>
+      </w:pPr>
+      <w:r>
+        <w:rPr>
+          <w:color w:val="000000"/>
+        </w:rPr>
+        <w:t>1. When I was five, I ___ read.</w:t>
+      </w:r>
+    </w:p>
+    <w:p>
+      <w:pPr>
+        <w:spacing w:before="0" w:after="40"/>
+        <w:keepNext/>
+      </w:pPr>
+      <w:r>
+        <w:rPr>
+          <w:color w:val="000000"/>
+        </w:rPr>
+        <w:t>A. can</w:t>
+      </w:r>
+    </w:p>
+    <w:p>
+      <w:pPr>
+        <w:spacing w:before="0" w:after="40"/>
+        <w:keepNext/>
+      </w:pPr>
+      <w:r>
+        <w:rPr>
+          <w:color w:val="000000"/>
+        </w:rPr>
+        <w:t>B. could</w:t>
+      </w:r>
+    </w:p>
+    <w:p>
+      <w:pPr>
+        <w:spacing w:before="0" w:after="200"/>
+      </w:pPr>
+      <w:r>
+        <w:rPr>
+          <w:color w:val="000000"/>
+        </w:rPr>
+        <w:t>C. may</w:t>
+      </w:r>
+    </w:p>
+    <w:p>
+      <w:pPr>
+        <w:spacing w:before="120" w:after="60"/>
+        <w:keepNext/>
+      </w:pPr>
+      <w:r>
+        <w:rPr>
+          <w:color w:val="000000"/>
+        </w:rPr>
+        <w:t>2. You ___ park here; it is forbidden.</w:t>
+      </w:r>
+    </w:p>
+    <w:p>
+      <w:pPr>
+        <w:spacing w:before="0" w:after="40"/>
+        <w:keepNext/>
+      </w:pPr>
+      <w:r>
+        <w:rPr>
+          <w:color w:val="000000"/>
+        </w:rPr>
+        <w:t>A. do not have to</w:t>
+      </w:r>
+    </w:p>
+    <w:p>
+      <w:pPr>
+        <w:spacing w:before="0" w:after="40"/>
+        <w:keepNext/>
+      </w:pPr>
+      <w:r>
+        <w:rPr>
+          <w:color w:val="000000"/>
+        </w:rPr>
+        <w:t>B. must not</w:t>
+      </w:r>
+    </w:p>
+    <w:p>
+      <w:pPr>
+        <w:spacing w:before="0" w:after="200"/>
+      </w:pPr>
+      <w:r>
+        <w:rPr>
+          <w:color w:val="000000"/>
+        </w:rPr>
+        <w:t>C. might not</w:t>
+      </w:r>
+    </w:p>
+    <w:p>
+      <w:pPr>
+        <w:spacing w:before="120" w:after="60"/>
+        <w:keepNext/>
+      </w:pPr>
+      <w:r>
+        <w:rPr>
+          <w:color w:val="000000"/>
+        </w:rPr>
+        <w:t>3. You ___ bring food; we already have enough.</w:t>
+      </w:r>
+    </w:p>
+    <w:p>
+      <w:pPr>
+        <w:spacing w:before="0" w:after="40"/>
+        <w:keepNext/>
+      </w:pPr>
+      <w:r>
+        <w:rPr>
+          <w:color w:val="000000"/>
+        </w:rPr>
+        <w:t>A. must not</w:t>
+      </w:r>
+    </w:p>
+    <w:p>
+      <w:pPr>
+        <w:spacing w:before="0" w:after="40"/>
+        <w:keepNext/>
+      </w:pPr>
+      <w:r>
+        <w:rPr>
+          <w:color w:val="000000"/>
+        </w:rPr>
+        <w:t>B. do not have to</w:t>
+      </w:r>
+    </w:p>
+    <w:p>
+      <w:pPr>
+        <w:spacing w:before="0" w:after="200"/>
+      </w:pPr>
+      <w:r>
+        <w:rPr>
+          <w:color w:val="000000"/>
+        </w:rPr>
+        <w:t>C. should not</w:t>
+      </w:r>
+    </w:p>
+    <w:p>
+      <w:pPr>
+        <w:spacing w:before="120" w:after="60"/>
+        <w:keepNext/>
+      </w:pPr>
+      <w:r>
+        <w:rPr>
+          <w:color w:val="000000"/>
+        </w:rPr>
+        <w:t>4. ___ you help me, please?</w:t>
+      </w:r>
+    </w:p>
+    <w:p>
+      <w:pPr>
+        <w:spacing w:before="0" w:after="40"/>
+        <w:keepNext/>
+      </w:pPr>
+      <w:r>
+        <w:rPr>
+          <w:color w:val="000000"/>
+        </w:rPr>
+        <w:t>A. Could</w:t>
+      </w:r>
+    </w:p>
+    <w:p>
+      <w:pPr>
+        <w:spacing w:before="0" w:after="40"/>
+        <w:keepNext/>
+      </w:pPr>
+      <w:r>
+        <w:rPr>
+          <w:color w:val="000000"/>
+        </w:rPr>
+        <w:t>B. Must</w:t>
+      </w:r>
+    </w:p>
+    <w:p>
+      <w:pPr>
+        <w:spacing w:before="0" w:after="200"/>
+      </w:pPr>
+      <w:r>
+        <w:rPr>
+          <w:color w:val="000000"/>
+        </w:rPr>
+        <w:t>C. Shall not</w:t>
+      </w:r>
+    </w:p>
+    <w:p>
+      <w:pPr>
+        <w:spacing w:before="120" w:after="60"/>
+        <w:keepNext/>
+      </w:pPr>
+      <w:r>
+        <w:rPr>
+          <w:color w:val="000000"/>
+        </w:rPr>
+        <w:t>5. Students ___ submit the form by Friday.</w:t>
+      </w:r>
+    </w:p>
+    <w:p>
+      <w:pPr>
+        <w:spacing w:before="0" w:after="40"/>
+        <w:keepNext/>
+      </w:pPr>
+      <w:r>
+        <w:rPr>
+          <w:color w:val="000000"/>
+        </w:rPr>
+        <w:t>A. have to</w:t>
+      </w:r>
+    </w:p>
+    <w:p>
+      <w:pPr>
+        <w:spacing w:before="0" w:after="40"/>
+        <w:keepNext/>
+      </w:pPr>
+      <w:r>
+        <w:rPr>
+          <w:color w:val="000000"/>
+        </w:rPr>
+        <w:t>B. would</w:t>
+      </w:r>
+    </w:p>
+    <w:p>
+      <w:pPr>
+        <w:spacing w:before="0" w:after="200"/>
+      </w:pPr>
+      <w:r>
+        <w:rPr>
+          <w:color w:val="000000"/>
+        </w:rPr>
+        <w:t>C. might</w:t>
+      </w:r>
+    </w:p>
+    <w:p>
+      <w:pPr>
+        <w:spacing w:before="120" w:after="60"/>
+        <w:keepNext/>
+      </w:pPr>
+      <w:r>
+        <w:rPr>
+          <w:color w:val="000000"/>
+        </w:rPr>
+        <w:t>6. She ___ swim very well.</w:t>
+      </w:r>
+    </w:p>
+    <w:p>
+      <w:pPr>
+        <w:spacing w:before="0" w:after="40"/>
+        <w:keepNext/>
+      </w:pPr>
+      <w:r>
+        <w:rPr>
+          <w:color w:val="000000"/>
+        </w:rPr>
+        <w:t>A. can</w:t>
+      </w:r>
+    </w:p>
+    <w:p>
+      <w:pPr>
+        <w:spacing w:before="0" w:after="40"/>
+        <w:keepNext/>
+      </w:pPr>
+      <w:r>
+        <w:rPr>
+          <w:color w:val="000000"/>
+        </w:rPr>
+        <w:t>B. must</w:t>
+      </w:r>
+    </w:p>
+    <w:p>
+      <w:pPr>
+        <w:spacing w:before="0" w:after="200"/>
+      </w:pPr>
+      <w:r>
+        <w:rPr>
+          <w:color w:val="000000"/>
+        </w:rPr>
+        <w:t>C. shall</w:t>
+      </w:r>
+    </w:p>
+    <w:p>
+      <w:pPr>
+        <w:spacing w:before="120" w:after="60"/>
+        <w:keepNext/>
+      </w:pPr>
+      <w:r>
+        <w:rPr>
+          <w:color w:val="000000"/>
+        </w:rPr>
+        <w:t>7. ___ I borrow your pen?</w:t>
+      </w:r>
+    </w:p>
+    <w:p>
+      <w:pPr>
+        <w:spacing w:before="0" w:after="40"/>
+        <w:keepNext/>
+      </w:pPr>
+      <w:r>
+        <w:rPr>
+          <w:color w:val="000000"/>
+        </w:rPr>
+        <w:t>A. Must</w:t>
+      </w:r>
+    </w:p>
+    <w:p>
+      <w:pPr>
+        <w:spacing w:before="0" w:after="40"/>
+        <w:keepNext/>
+      </w:pPr>
+      <w:r>
+        <w:rPr>
+          <w:color w:val="000000"/>
+        </w:rPr>
+        <w:t>B. May</w:t>
+      </w:r>
+    </w:p>
+    <w:p>
+      <w:pPr>
+        <w:spacing w:before="0" w:after="200"/>
+      </w:pPr>
+      <w:r>
+        <w:rPr>
+          <w:color w:val="000000"/>
+        </w:rPr>
+        <w:t>C. Have to</w:t>
+      </w:r>
+    </w:p>
+    <w:p>
+      <w:pPr>
+        <w:spacing w:before="120" w:after="60"/>
+        <w:keepNext/>
+      </w:pPr>
+      <w:r>
+        <w:rPr>
+          <w:color w:val="000000"/>
+        </w:rPr>
+        <w:t>8. It is cloudy; it ___ rain later.</w:t>
+      </w:r>
+    </w:p>
+    <w:p>
+      <w:pPr>
+        <w:spacing w:before="0" w:after="40"/>
+        <w:keepNext/>
+      </w:pPr>
+      <w:r>
+        <w:rPr>
+          <w:color w:val="000000"/>
+        </w:rPr>
+        <w:t>A. might</w:t>
+      </w:r>
+    </w:p>
+    <w:p>
+      <w:pPr>
+        <w:spacing w:before="0" w:after="40"/>
+        <w:keepNext/>
+      </w:pPr>
+      <w:r>
+        <w:rPr>
+          <w:color w:val="000000"/>
+        </w:rPr>
+        <w:t>B. should</w:t>
+      </w:r>
+    </w:p>
+    <w:p>
+      <w:pPr>
+        <w:spacing w:before="0" w:after="200"/>
+      </w:pPr>
+      <w:r>
+        <w:rPr>
+          <w:color w:val="000000"/>
+        </w:rPr>
+        <w:t>C. can</w:t>
+      </w:r>
+    </w:p>
+    <w:p>
+      <w:pPr>
+        <w:spacing w:before="120" w:after="60"/>
+        <w:keepNext/>
+      </w:pPr>
+      <w:r>
+        <w:rPr>
+          <w:color w:val="000000"/>
+        </w:rPr>
+        <w:t>9. You ___ wear a seat belt.</w:t>
+      </w:r>
+    </w:p>
+    <w:p>
+      <w:pPr>
+        <w:spacing w:before="0" w:after="40"/>
+        <w:keepNext/>
+      </w:pPr>
+      <w:r>
+        <w:rPr>
+          <w:color w:val="000000"/>
+        </w:rPr>
+        <w:t>A. may</w:t>
+      </w:r>
+    </w:p>
+    <w:p>
+      <w:pPr>
+        <w:spacing w:before="0" w:after="40"/>
+        <w:keepNext/>
+      </w:pPr>
+      <w:r>
+        <w:rPr>
+          <w:color w:val="000000"/>
+        </w:rPr>
+        <w:t>B. must</w:t>
+      </w:r>
+    </w:p>
+    <w:p>
+      <w:pPr>
+        <w:spacing w:before="0" w:after="200"/>
+      </w:pPr>
+      <w:r>
+        <w:rPr>
+          <w:color w:val="000000"/>
+        </w:rPr>
+        <w:t>C. could</w:t>
+      </w:r>
+    </w:p>
+    <w:p>
+      <w:pPr>
+        <w:spacing w:before="120" w:after="60"/>
+        <w:keepNext/>
+      </w:pPr>
+      <w:r>
+        <w:rPr>
+          <w:color w:val="000000"/>
+        </w:rPr>
+        <w:t>10. I ___ finish this report because my boss requires it.</w:t>
+      </w:r>
+    </w:p>
+    <w:p>
+      <w:pPr>
+        <w:spacing w:before="0" w:after="40"/>
+        <w:keepNext/>
+      </w:pPr>
+      <w:r>
+        <w:rPr>
+          <w:color w:val="000000"/>
+        </w:rPr>
+        <w:t>A. have to</w:t>
+      </w:r>
+    </w:p>
+    <w:p>
+      <w:pPr>
+        <w:spacing w:before="0" w:after="40"/>
+        <w:keepNext/>
+      </w:pPr>
+      <w:r>
+        <w:rPr>
+          <w:color w:val="000000"/>
+        </w:rPr>
+        <w:t>B. might</w:t>
+      </w:r>
+    </w:p>
+    <w:p>
+      <w:pPr>
+        <w:spacing w:before="0" w:after="200"/>
+      </w:pPr>
+      <w:r>
+        <w:rPr>
+          <w:color w:val="000000"/>
+        </w:rPr>
+        <w:t>C. would</w:t>
+      </w:r>
+    </w:p>
+    <w:p>
+      <w:pPr>
+        <w:spacing w:before="240" w:after="60"/>
+        <w:keepNext/>
+      </w:pPr>
+      <w:r>
+        <w:rPr>
+          <w:color w:val="000000"/>
           <w:b/>
         </w:rPr>
-        <w:t xml:space="preserve">PHẦN 3. MAY / MIGHT (10 điểm)</w:t>
-      </w:r>
-    </w:p>
-    <w:p>
-      <w:r>
-        <w:t xml:space="preserve">1. She ___ not join us tonight.</w:t>
-      </w:r>
-    </w:p>
-    <w:p>
-      <w:r>
-        <w:t xml:space="preserve">2. This plan ___ work, but I am unsure.</w:t>
-      </w:r>
-    </w:p>
-    <w:p>
-      <w:r>
-        <w:t xml:space="preserve">3. ___ we take a photo here?</w:t>
-      </w:r>
-    </w:p>
-    <w:p>
-      <w:r>
-        <w:t xml:space="preserve">4. The package ___ arrive tomorrow.</w:t>
-      </w:r>
-    </w:p>
-    <w:p>
-      <w:r>
-        <w:t xml:space="preserve">5. Be careful; the floor ___ be wet.</w:t>
-      </w:r>
-    </w:p>
-    <w:p>
-      <w:r>
-        <w:t xml:space="preserve">6. It ___ rain this afternoon.</w:t>
-      </w:r>
-    </w:p>
-    <w:p>
-      <w:r>
-        <w:t xml:space="preserve">7. ___ I come in?</w:t>
-      </w:r>
-    </w:p>
-    <w:p>
-      <w:r>
-        <w:t xml:space="preserve">8. Lan is absent; she ___ be ill.</w:t>
-      </w:r>
-    </w:p>
-    <w:p>
-      <w:r>
-        <w:t xml:space="preserve">9. We ___ travel to Hue next month.</w:t>
-      </w:r>
-    </w:p>
-    <w:p>
-      <w:r>
-        <w:t xml:space="preserve">10. You ___ leave early today.</w:t>
-      </w:r>
-    </w:p>
-    <w:p>
-      <w:r>
-        <w:rPr>
+        <w:t>PHẦN 2. CAN / COULD (10 điểm)</w:t>
+      </w:r>
+    </w:p>
+    <w:p>
+      <w:pPr>
+        <w:spacing w:before="0" w:after="60"/>
+        <w:keepNext/>
+      </w:pPr>
+      <w:r>
+        <w:rPr>
+          <w:color w:val="000000"/>
+          <w:i/>
+        </w:rPr>
+        <w:t>Hướng dẫn: Điền can hoặc could theo khả năng, lời đề nghị hoặc ngữ cảnh quá khứ.</w:t>
+      </w:r>
+    </w:p>
+    <w:p>
+      <w:pPr>
+        <w:spacing w:before="40" w:after="60"/>
+      </w:pPr>
+      <w:r>
+        <w:rPr>
+          <w:color w:val="000000"/>
+        </w:rPr>
+        <w:t>1. ___ you tell me the time, please?</w:t>
+      </w:r>
+    </w:p>
+    <w:p>
+      <w:pPr>
+        <w:spacing w:before="120" w:after="160"/>
+      </w:pPr>
+      <w:r>
+        <w:rPr>
+          <w:color w:val="000000"/>
+        </w:rPr>
+        <w:t>2. Birds ___ fly, but penguins cannot.</w:t>
+      </w:r>
+    </w:p>
+    <w:p>
+      <w:pPr>
+        <w:spacing w:before="120" w:after="160"/>
+      </w:pPr>
+      <w:r>
+        <w:rPr>
+          <w:color w:val="000000"/>
+        </w:rPr>
+        <w:t>3. She practiced, and finally she ___ solve it.</w:t>
+      </w:r>
+    </w:p>
+    <w:p>
+      <w:pPr>
+        <w:spacing w:before="120" w:after="160"/>
+      </w:pPr>
+      <w:r>
+        <w:rPr>
+          <w:color w:val="000000"/>
+        </w:rPr>
+        <w:t>4. You ___ sit here if you like.</w:t>
+      </w:r>
+    </w:p>
+    <w:p>
+      <w:pPr>
+        <w:spacing w:before="120" w:after="160"/>
+      </w:pPr>
+      <w:r>
+        <w:rPr>
+          <w:color w:val="000000"/>
+        </w:rPr>
+        <w:t>5. I ___ hear someone outside.</w:t>
+      </w:r>
+    </w:p>
+    <w:p>
+      <w:pPr>
+        <w:spacing w:before="120" w:after="160"/>
+      </w:pPr>
+      <w:r>
+        <w:rPr>
+          <w:color w:val="000000"/>
+        </w:rPr>
+        <w:t>6. I ___ speak English now.</w:t>
+      </w:r>
+    </w:p>
+    <w:p>
+      <w:pPr>
+        <w:spacing w:before="120" w:after="160"/>
+      </w:pPr>
+      <w:r>
+        <w:rPr>
+          <w:color w:val="000000"/>
+        </w:rPr>
+        <w:t>7. ___ you open the window, please?</w:t>
+      </w:r>
+    </w:p>
+    <w:p>
+      <w:pPr>
+        <w:spacing w:before="120" w:after="160"/>
+      </w:pPr>
+      <w:r>
+        <w:rPr>
+          <w:color w:val="000000"/>
+        </w:rPr>
+        <w:t>8. She ___ not walk when she was one.</w:t>
+      </w:r>
+    </w:p>
+    <w:p>
+      <w:pPr>
+        <w:spacing w:before="120" w:after="160"/>
+      </w:pPr>
+      <w:r>
+        <w:rPr>
+          <w:color w:val="000000"/>
+        </w:rPr>
+        <w:t>9. We ___ see the mountains from here.</w:t>
+      </w:r>
+    </w:p>
+    <w:p>
+      <w:pPr>
+        <w:spacing w:before="120" w:after="160"/>
+      </w:pPr>
+      <w:r>
+        <w:rPr>
+          <w:color w:val="000000"/>
+        </w:rPr>
+        <w:t>10. ___ I use your phone?</w:t>
+      </w:r>
+    </w:p>
+    <w:p>
+      <w:pPr>
+        <w:spacing w:before="240" w:after="60"/>
+        <w:keepNext/>
+      </w:pPr>
+      <w:r>
+        <w:rPr>
+          <w:color w:val="000000"/>
           <w:b/>
         </w:rPr>
-        <w:t xml:space="preserve">PHẦN 4. MUST / HAVE TO (10 điểm)</w:t>
-      </w:r>
-    </w:p>
-    <w:p>
-      <w:r>
-        <w:t xml:space="preserve">1. We ___ pay; the event is free.</w:t>
-      </w:r>
-    </w:p>
-    <w:p>
-      <w:r>
-        <w:t xml:space="preserve">2. Lan ___ take the bus because her bike is broken.</w:t>
-      </w:r>
-    </w:p>
-    <w:p>
-      <w:r>
-        <w:t xml:space="preserve">3. You ___ be quiet in the library.</w:t>
-      </w:r>
-    </w:p>
-    <w:p>
-      <w:r>
-        <w:t xml:space="preserve">4. They ___ finish it today; tomorrow is fine.</w:t>
-      </w:r>
-    </w:p>
-    <w:p>
-      <w:r>
-        <w:t xml:space="preserve">5. Did Nam ___ wait long?</w:t>
-      </w:r>
-    </w:p>
-    <w:p>
-      <w:r>
-        <w:t xml:space="preserve">6. You ___ smoke in the hospital.</w:t>
-      </w:r>
-    </w:p>
-    <w:p>
-      <w:r>
-        <w:t xml:space="preserve">7. I ___ get up early because work starts at seven.</w:t>
-      </w:r>
-    </w:p>
-    <w:p>
-      <w:r>
-        <w:t xml:space="preserve">8. We ___ hurry; there is plenty of time.</w:t>
-      </w:r>
-    </w:p>
-    <w:p>
-      <w:r>
-        <w:t xml:space="preserve">9. Visitors ___ show identification.</w:t>
-      </w:r>
-    </w:p>
-    <w:p>
-      <w:r>
-        <w:t xml:space="preserve">10. She ___ wear a uniform at her school.</w:t>
-      </w:r>
-    </w:p>
-    <w:p>
-      <w:r>
-        <w:rPr>
+        <w:t>PHẦN 3. MAY / MIGHT (10 điểm)</w:t>
+      </w:r>
+    </w:p>
+    <w:p>
+      <w:pPr>
+        <w:spacing w:before="0" w:after="60"/>
+        <w:keepNext/>
+      </w:pPr>
+      <w:r>
+        <w:rPr>
+          <w:color w:val="000000"/>
+          <w:i/>
+        </w:rPr>
+        <w:t>Hướng dẫn: Điền may hoặc might theo mức độ khả năng và mục đích của câu.</w:t>
+      </w:r>
+    </w:p>
+    <w:p>
+      <w:pPr>
+        <w:spacing w:before="40" w:after="60"/>
+      </w:pPr>
+      <w:r>
+        <w:rPr>
+          <w:color w:val="000000"/>
+        </w:rPr>
+        <w:t>1. She ___ not join us tonight.</w:t>
+      </w:r>
+    </w:p>
+    <w:p>
+      <w:pPr>
+        <w:spacing w:before="120" w:after="160"/>
+      </w:pPr>
+      <w:r>
+        <w:rPr>
+          <w:color w:val="000000"/>
+        </w:rPr>
+        <w:t>2. This plan ___ work, but I am unsure.</w:t>
+      </w:r>
+    </w:p>
+    <w:p>
+      <w:pPr>
+        <w:spacing w:before="120" w:after="160"/>
+      </w:pPr>
+      <w:r>
+        <w:rPr>
+          <w:color w:val="000000"/>
+        </w:rPr>
+        <w:t>3. ___ we take a photo here?</w:t>
+      </w:r>
+    </w:p>
+    <w:p>
+      <w:pPr>
+        <w:spacing w:before="120" w:after="160"/>
+      </w:pPr>
+      <w:r>
+        <w:rPr>
+          <w:color w:val="000000"/>
+        </w:rPr>
+        <w:t>4. The package ___ arrive tomorrow.</w:t>
+      </w:r>
+    </w:p>
+    <w:p>
+      <w:pPr>
+        <w:spacing w:before="120" w:after="160"/>
+      </w:pPr>
+      <w:r>
+        <w:rPr>
+          <w:color w:val="000000"/>
+        </w:rPr>
+        <w:t>5. Be careful; the floor ___ be wet.</w:t>
+      </w:r>
+    </w:p>
+    <w:p>
+      <w:pPr>
+        <w:spacing w:before="120" w:after="160"/>
+      </w:pPr>
+      <w:r>
+        <w:rPr>
+          <w:color w:val="000000"/>
+        </w:rPr>
+        <w:t>6. It ___ rain this afternoon.</w:t>
+      </w:r>
+    </w:p>
+    <w:p>
+      <w:pPr>
+        <w:spacing w:before="120" w:after="160"/>
+      </w:pPr>
+      <w:r>
+        <w:rPr>
+          <w:color w:val="000000"/>
+        </w:rPr>
+        <w:t>7. ___ I come in?</w:t>
+      </w:r>
+    </w:p>
+    <w:p>
+      <w:pPr>
+        <w:spacing w:before="120" w:after="160"/>
+      </w:pPr>
+      <w:r>
+        <w:rPr>
+          <w:color w:val="000000"/>
+        </w:rPr>
+        <w:t>8. Lan is absent; she ___ be ill.</w:t>
+      </w:r>
+    </w:p>
+    <w:p>
+      <w:pPr>
+        <w:spacing w:before="120" w:after="160"/>
+      </w:pPr>
+      <w:r>
+        <w:rPr>
+          <w:color w:val="000000"/>
+        </w:rPr>
+        <w:t>9. We ___ travel to Hue next month.</w:t>
+      </w:r>
+    </w:p>
+    <w:p>
+      <w:pPr>
+        <w:spacing w:before="120" w:after="160"/>
+      </w:pPr>
+      <w:r>
+        <w:rPr>
+          <w:color w:val="000000"/>
+        </w:rPr>
+        <w:t>10. You ___ leave early today.</w:t>
+      </w:r>
+    </w:p>
+    <w:p>
+      <w:pPr>
+        <w:spacing w:before="240" w:after="60"/>
+        <w:keepNext/>
+      </w:pPr>
+      <w:r>
+        <w:rPr>
+          <w:color w:val="000000"/>
           <w:b/>
         </w:rPr>
-        <w:t xml:space="preserve">PHẦN 5. SHOULD / OUGHT TO (10 điểm)</w:t>
-      </w:r>
-    </w:p>
-    <w:p>
-      <w:r>
-        <w:t xml:space="preserve">1. Drivers ___ use phones while driving.</w:t>
-      </w:r>
-    </w:p>
-    <w:p>
-      <w:r>
-        <w:t xml:space="preserve">2. I think you ___ take an umbrella.</w:t>
-      </w:r>
-    </w:p>
-    <w:p>
-      <w:r>
-        <w:t xml:space="preserve">3. We ___ leave a little earlier.</w:t>
-      </w:r>
-    </w:p>
-    <w:p>
-      <w:r>
-        <w:t xml:space="preserve">4. He ___ worry so much.</w:t>
-      </w:r>
-    </w:p>
-    <w:p>
-      <w:r>
-        <w:t xml:space="preserve">5. ___ students wear uniforms?</w:t>
-      </w:r>
-    </w:p>
-    <w:p>
-      <w:r>
-        <w:t xml:space="preserve">6. You have a fever. You ___ see a doctor.</w:t>
-      </w:r>
-    </w:p>
-    <w:p>
-      <w:r>
-        <w:t xml:space="preserve">7. We ___ waste water.</w:t>
-      </w:r>
-    </w:p>
-    <w:p>
-      <w:r>
-        <w:t xml:space="preserve">8. He ___ apologize for being rude.</w:t>
-      </w:r>
-    </w:p>
-    <w:p>
-      <w:r>
-        <w:t xml:space="preserve">9. ___ I call her now?</w:t>
-      </w:r>
-    </w:p>
-    <w:p>
-      <w:r>
-        <w:t xml:space="preserve">10. People ___ exercise regularly.</w:t>
-      </w:r>
-    </w:p>
-    <w:p>
-      <w:r>
-        <w:rPr>
+        <w:t>PHẦN 4. MUST / HAVE TO (10 điểm)</w:t>
+      </w:r>
+    </w:p>
+    <w:p>
+      <w:pPr>
+        <w:spacing w:before="0" w:after="60"/>
+        <w:keepNext/>
+      </w:pPr>
+      <w:r>
+        <w:rPr>
+          <w:color w:val="000000"/>
+          <w:i/>
+        </w:rPr>
+        <w:t>Hướng dẫn: Điền must hoặc have to, kể cả dạng phủ định và dạng câu hỏi khi cần.</w:t>
+      </w:r>
+    </w:p>
+    <w:p>
+      <w:pPr>
+        <w:spacing w:before="40" w:after="60"/>
+      </w:pPr>
+      <w:r>
+        <w:rPr>
+          <w:color w:val="000000"/>
+        </w:rPr>
+        <w:t>1. We ___ pay; the event is free.</w:t>
+      </w:r>
+    </w:p>
+    <w:p>
+      <w:pPr>
+        <w:spacing w:before="120" w:after="160"/>
+      </w:pPr>
+      <w:r>
+        <w:rPr>
+          <w:color w:val="000000"/>
+        </w:rPr>
+        <w:t>2. Lan ___ take the bus because her bike is broken.</w:t>
+      </w:r>
+    </w:p>
+    <w:p>
+      <w:pPr>
+        <w:spacing w:before="120" w:after="160"/>
+      </w:pPr>
+      <w:r>
+        <w:rPr>
+          <w:color w:val="000000"/>
+        </w:rPr>
+        <w:t>3. You ___ be quiet in the library.</w:t>
+      </w:r>
+    </w:p>
+    <w:p>
+      <w:pPr>
+        <w:spacing w:before="120" w:after="160"/>
+      </w:pPr>
+      <w:r>
+        <w:rPr>
+          <w:color w:val="000000"/>
+        </w:rPr>
+        <w:t>4. They ___ finish it today; tomorrow is fine.</w:t>
+      </w:r>
+    </w:p>
+    <w:p>
+      <w:pPr>
+        <w:spacing w:before="120" w:after="160"/>
+      </w:pPr>
+      <w:r>
+        <w:rPr>
+          <w:color w:val="000000"/>
+        </w:rPr>
+        <w:t>5. Did Nam ___ wait long?</w:t>
+      </w:r>
+    </w:p>
+    <w:p>
+      <w:pPr>
+        <w:spacing w:before="120" w:after="160"/>
+      </w:pPr>
+      <w:r>
+        <w:rPr>
+          <w:color w:val="000000"/>
+        </w:rPr>
+        <w:t>6. You ___ smoke in the hospital.</w:t>
+      </w:r>
+    </w:p>
+    <w:p>
+      <w:pPr>
+        <w:spacing w:before="120" w:after="160"/>
+      </w:pPr>
+      <w:r>
+        <w:rPr>
+          <w:color w:val="000000"/>
+        </w:rPr>
+        <w:t>7. I ___ get up early because work starts at seven.</w:t>
+      </w:r>
+    </w:p>
+    <w:p>
+      <w:pPr>
+        <w:spacing w:before="120" w:after="160"/>
+      </w:pPr>
+      <w:r>
+        <w:rPr>
+          <w:color w:val="000000"/>
+        </w:rPr>
+        <w:t>8. We ___ hurry; there is plenty of time.</w:t>
+      </w:r>
+    </w:p>
+    <w:p>
+      <w:pPr>
+        <w:spacing w:before="120" w:after="160"/>
+      </w:pPr>
+      <w:r>
+        <w:rPr>
+          <w:color w:val="000000"/>
+        </w:rPr>
+        <w:t>9. Visitors ___ show identification.</w:t>
+      </w:r>
+    </w:p>
+    <w:p>
+      <w:pPr>
+        <w:spacing w:before="120" w:after="160"/>
+      </w:pPr>
+      <w:r>
+        <w:rPr>
+          <w:color w:val="000000"/>
+        </w:rPr>
+        <w:t>10. She ___ wear a uniform at her school.</w:t>
+      </w:r>
+    </w:p>
+    <w:p>
+      <w:pPr>
+        <w:spacing w:before="240" w:after="60"/>
+        <w:keepNext/>
+      </w:pPr>
+      <w:r>
+        <w:rPr>
+          <w:color w:val="000000"/>
           <w:b/>
         </w:rPr>
-        <w:t xml:space="preserve">PHẦN 6. WILL / WOULD / SHALL (10 điểm)</w:t>
-      </w:r>
-    </w:p>
-    <w:p>
-      <w:r>
-        <w:t xml:space="preserve">1. Do not worry; I ___ help you.</w:t>
-      </w:r>
-    </w:p>
-    <w:p>
-      <w:r>
-        <w:t xml:space="preserve">2. He said he ___ arrive early.</w:t>
-      </w:r>
-    </w:p>
-    <w:p>
-      <w:r>
-        <w:t xml:space="preserve">3. ___ you mind waiting here?</w:t>
-      </w:r>
-    </w:p>
-    <w:p>
-      <w:r>
-        <w:t xml:space="preserve">4. I am sure they ___ enjoy the trip.</w:t>
-      </w:r>
-    </w:p>
-    <w:p>
-      <w:r>
-        <w:t xml:space="preserve">5. ___ I open the window?</w:t>
-      </w:r>
-    </w:p>
-    <w:p>
-      <w:r>
-        <w:t xml:space="preserve">6. I ___ send the email tonight.</w:t>
-      </w:r>
-    </w:p>
-    <w:p>
-      <w:r>
-        <w:t xml:space="preserve">7. ___ you like to join us?</w:t>
-      </w:r>
-    </w:p>
-    <w:p>
-      <w:r>
-        <w:t xml:space="preserve">8. ___ we start the meeting?</w:t>
-      </w:r>
-    </w:p>
-    <w:p>
-      <w:r>
-        <w:t xml:space="preserve">9. ___ you please close the door?</w:t>
-      </w:r>
-    </w:p>
-    <w:p>
-      <w:r>
-        <w:t xml:space="preserve">10. I think it ___ be sunny tomorrow.</w:t>
-      </w:r>
-    </w:p>
-    <w:p>
-      <w:r>
-        <w:rPr>
+        <w:t>PHẦN 5. SHOULD / OUGHT TO (10 điểm)</w:t>
+      </w:r>
+    </w:p>
+    <w:p>
+      <w:pPr>
+        <w:spacing w:before="0" w:after="60"/>
+        <w:keepNext/>
+      </w:pPr>
+      <w:r>
+        <w:rPr>
+          <w:color w:val="000000"/>
+          <w:i/>
+        </w:rPr>
+        <w:t>Hướng dẫn: Điền should hoặc ought to để diễn đạt lời khuyên và nghĩa vụ phù hợp.</w:t>
+      </w:r>
+    </w:p>
+    <w:p>
+      <w:pPr>
+        <w:spacing w:before="40" w:after="60"/>
+      </w:pPr>
+      <w:r>
+        <w:rPr>
+          <w:color w:val="000000"/>
+        </w:rPr>
+        <w:t>1. Drivers ___ use phones while driving.</w:t>
+      </w:r>
+    </w:p>
+    <w:p>
+      <w:pPr>
+        <w:spacing w:before="120" w:after="160"/>
+      </w:pPr>
+      <w:r>
+        <w:rPr>
+          <w:color w:val="000000"/>
+        </w:rPr>
+        <w:t>2. I think you ___ take an umbrella.</w:t>
+      </w:r>
+    </w:p>
+    <w:p>
+      <w:pPr>
+        <w:spacing w:before="120" w:after="160"/>
+      </w:pPr>
+      <w:r>
+        <w:rPr>
+          <w:color w:val="000000"/>
+        </w:rPr>
+        <w:t>3. We ___ leave a little earlier.</w:t>
+      </w:r>
+    </w:p>
+    <w:p>
+      <w:pPr>
+        <w:spacing w:before="120" w:after="160"/>
+      </w:pPr>
+      <w:r>
+        <w:rPr>
+          <w:color w:val="000000"/>
+        </w:rPr>
+        <w:t>4. He ___ worry so much.</w:t>
+      </w:r>
+    </w:p>
+    <w:p>
+      <w:pPr>
+        <w:spacing w:before="120" w:after="160"/>
+      </w:pPr>
+      <w:r>
+        <w:rPr>
+          <w:color w:val="000000"/>
+        </w:rPr>
+        <w:t>5. ___ students wear uniforms?</w:t>
+      </w:r>
+    </w:p>
+    <w:p>
+      <w:pPr>
+        <w:spacing w:before="120" w:after="160"/>
+      </w:pPr>
+      <w:r>
+        <w:rPr>
+          <w:color w:val="000000"/>
+        </w:rPr>
+        <w:t>6. You have a fever. You ___ see a doctor.</w:t>
+      </w:r>
+    </w:p>
+    <w:p>
+      <w:pPr>
+        <w:spacing w:before="120" w:after="160"/>
+      </w:pPr>
+      <w:r>
+        <w:rPr>
+          <w:color w:val="000000"/>
+        </w:rPr>
+        <w:t>7. We ___ waste water.</w:t>
+      </w:r>
+    </w:p>
+    <w:p>
+      <w:pPr>
+        <w:spacing w:before="120" w:after="160"/>
+      </w:pPr>
+      <w:r>
+        <w:rPr>
+          <w:color w:val="000000"/>
+        </w:rPr>
+        <w:t>8. He ___ apologize for being rude.</w:t>
+      </w:r>
+    </w:p>
+    <w:p>
+      <w:pPr>
+        <w:spacing w:before="120" w:after="160"/>
+      </w:pPr>
+      <w:r>
+        <w:rPr>
+          <w:color w:val="000000"/>
+        </w:rPr>
+        <w:t>9. ___ I call her now?</w:t>
+      </w:r>
+    </w:p>
+    <w:p>
+      <w:pPr>
+        <w:spacing w:before="120" w:after="160"/>
+      </w:pPr>
+      <w:r>
+        <w:rPr>
+          <w:color w:val="000000"/>
+        </w:rPr>
+        <w:t>10. People ___ exercise regularly.</w:t>
+      </w:r>
+    </w:p>
+    <w:p>
+      <w:pPr>
+        <w:spacing w:before="240" w:after="60"/>
+        <w:keepNext/>
+      </w:pPr>
+      <w:r>
+        <w:rPr>
+          <w:color w:val="000000"/>
           <w:b/>
         </w:rPr>
-        <w:t xml:space="preserve">PHẦN 7. SỬA LỖI SAI (10 điểm)</w:t>
-      </w:r>
-    </w:p>
-    <w:p>
-      <w:r>
-        <w:t xml:space="preserve">1. You do not must pay.</w:t>
-      </w:r>
-    </w:p>
-    <w:p>
-      <w:r>
-        <w:t xml:space="preserve">2. He must not work yesterday.</w:t>
-      </w:r>
-    </w:p>
-    <w:p>
-      <w:r>
-        <w:t xml:space="preserve">3. Could you helped me?</w:t>
-      </w:r>
-    </w:p>
-    <w:p>
-      <w:r>
-        <w:t xml:space="preserve">4. She have to leave early.</w:t>
-      </w:r>
-    </w:p>
-    <w:p>
-      <w:r>
-        <w:t xml:space="preserve">5. You ought not waste food.</w:t>
-      </w:r>
-    </w:p>
-    <w:p>
-      <w:r>
-        <w:t xml:space="preserve">6. She can sings well.</w:t>
-      </w:r>
-    </w:p>
-    <w:p>
-      <w:r>
-        <w:t xml:space="preserve">7. May I to come in?</w:t>
-      </w:r>
-    </w:p>
-    <w:p>
-      <w:r>
-        <w:t xml:space="preserve">8. He mights be late.</w:t>
-      </w:r>
-    </w:p>
-    <w:p>
-      <w:r>
-        <w:t xml:space="preserve">9. You must to wear a helmet.</w:t>
-      </w:r>
-    </w:p>
-    <w:p>
-      <w:r>
-        <w:t xml:space="preserve">10. I have finish this today.</w:t>
-      </w:r>
-    </w:p>
-    <w:p>
-      <w:r>
-        <w:rPr>
+        <w:t>PHẦN 6. WILL / WOULD / SHALL (10 điểm)</w:t>
+      </w:r>
+    </w:p>
+    <w:p>
+      <w:pPr>
+        <w:spacing w:before="0" w:after="60"/>
+        <w:keepNext/>
+      </w:pPr>
+      <w:r>
+        <w:rPr>
+          <w:color w:val="000000"/>
+          <w:i/>
+        </w:rPr>
+        <w:t>Hướng dẫn: Điền will, would hoặc shall theo ý định, lời mời, đề nghị và dự đoán.</w:t>
+      </w:r>
+    </w:p>
+    <w:p>
+      <w:pPr>
+        <w:spacing w:before="40" w:after="60"/>
+      </w:pPr>
+      <w:r>
+        <w:rPr>
+          <w:color w:val="000000"/>
+        </w:rPr>
+        <w:t>1. Do not worry; I ___ help you.</w:t>
+      </w:r>
+    </w:p>
+    <w:p>
+      <w:pPr>
+        <w:spacing w:before="120" w:after="160"/>
+      </w:pPr>
+      <w:r>
+        <w:rPr>
+          <w:color w:val="000000"/>
+        </w:rPr>
+        <w:t>2. He said he ___ arrive early.</w:t>
+      </w:r>
+    </w:p>
+    <w:p>
+      <w:pPr>
+        <w:spacing w:before="120" w:after="160"/>
+      </w:pPr>
+      <w:r>
+        <w:rPr>
+          <w:color w:val="000000"/>
+        </w:rPr>
+        <w:t>3. ___ you mind waiting here?</w:t>
+      </w:r>
+    </w:p>
+    <w:p>
+      <w:pPr>
+        <w:spacing w:before="120" w:after="160"/>
+      </w:pPr>
+      <w:r>
+        <w:rPr>
+          <w:color w:val="000000"/>
+        </w:rPr>
+        <w:t>4. I am sure they ___ enjoy the trip.</w:t>
+      </w:r>
+    </w:p>
+    <w:p>
+      <w:pPr>
+        <w:spacing w:before="120" w:after="160"/>
+      </w:pPr>
+      <w:r>
+        <w:rPr>
+          <w:color w:val="000000"/>
+        </w:rPr>
+        <w:t>5. ___ I open the window?</w:t>
+      </w:r>
+    </w:p>
+    <w:p>
+      <w:pPr>
+        <w:spacing w:before="120" w:after="160"/>
+      </w:pPr>
+      <w:r>
+        <w:rPr>
+          <w:color w:val="000000"/>
+        </w:rPr>
+        <w:t>6. I ___ send the email tonight.</w:t>
+      </w:r>
+    </w:p>
+    <w:p>
+      <w:pPr>
+        <w:spacing w:before="120" w:after="160"/>
+      </w:pPr>
+      <w:r>
+        <w:rPr>
+          <w:color w:val="000000"/>
+        </w:rPr>
+        <w:t>7. ___ you like to join us?</w:t>
+      </w:r>
+    </w:p>
+    <w:p>
+      <w:pPr>
+        <w:spacing w:before="120" w:after="160"/>
+      </w:pPr>
+      <w:r>
+        <w:rPr>
+          <w:color w:val="000000"/>
+        </w:rPr>
+        <w:t>8. ___ we start the meeting?</w:t>
+      </w:r>
+    </w:p>
+    <w:p>
+      <w:pPr>
+        <w:spacing w:before="120" w:after="160"/>
+      </w:pPr>
+      <w:r>
+        <w:rPr>
+          <w:color w:val="000000"/>
+        </w:rPr>
+        <w:t>9. ___ you please close the door?</w:t>
+      </w:r>
+    </w:p>
+    <w:p>
+      <w:pPr>
+        <w:spacing w:before="120" w:after="160"/>
+      </w:pPr>
+      <w:r>
+        <w:rPr>
+          <w:color w:val="000000"/>
+        </w:rPr>
+        <w:t>10. I think it ___ be sunny tomorrow.</w:t>
+      </w:r>
+    </w:p>
+    <w:p>
+      <w:pPr>
+        <w:spacing w:before="240" w:after="60"/>
+        <w:keepNext/>
+      </w:pPr>
+      <w:r>
+        <w:rPr>
+          <w:color w:val="000000"/>
           <w:b/>
         </w:rPr>
-        <w:t xml:space="preserve">PHẦN 8. DỊCH SANG TIẾNG ANH (10 điểm)</w:t>
-      </w:r>
-    </w:p>
-    <w:p>
-      <w:r>
-        <w:t xml:space="preserve">1. Tôi có thể giúp bạn.</w:t>
-      </w:r>
-    </w:p>
-    <w:p>
-      <w:r>
-        <w:t xml:space="preserve">2. Khi còn nhỏ, cô ấy có thể bơi.</w:t>
-      </w:r>
-    </w:p>
-    <w:p>
-      <w:r>
-        <w:t xml:space="preserve">3. Trời có thể mưa tối nay.</w:t>
-      </w:r>
-    </w:p>
-    <w:p>
-      <w:r>
-        <w:t xml:space="preserve">4. Bạn không được hút thuốc ở đây.</w:t>
-      </w:r>
-    </w:p>
-    <w:p>
-      <w:r>
-        <w:t xml:space="preserve">5. Tôi phải đi làm sớm.</w:t>
-      </w:r>
-    </w:p>
-    <w:p>
-      <w:r>
-        <w:t xml:space="preserve">6. Bạn không cần phải mang đồ ăn.</w:t>
-      </w:r>
-    </w:p>
-    <w:p>
-      <w:r>
-        <w:t xml:space="preserve">7. Bạn nên gặp bác sĩ.</w:t>
-      </w:r>
-    </w:p>
-    <w:p>
-      <w:r>
-        <w:t xml:space="preserve">8. Chúng ta nên bắt đầu chứ?</w:t>
-      </w:r>
-    </w:p>
-    <w:p>
-      <w:r>
-        <w:t xml:space="preserve">9. Bạn có muốn uống trà không?</w:t>
-      </w:r>
-    </w:p>
-    <w:p>
-      <w:r>
-        <w:t xml:space="preserve">10. Tôi sẽ gọi cho bạn ngày mai.</w:t>
-      </w:r>
-    </w:p>
-    <w:p>
-      <w:r>
-        <w:rPr>
+        <w:t>PHẦN 7. SỬA LỖI SAI (10 điểm)</w:t>
+      </w:r>
+    </w:p>
+    <w:p>
+      <w:pPr>
+        <w:spacing w:before="0" w:after="60"/>
+        <w:keepNext/>
+      </w:pPr>
+      <w:r>
+        <w:rPr>
+          <w:color w:val="000000"/>
+          <w:i/>
+        </w:rPr>
+        <w:t>Hướng dẫn: Tìm lỗi sai và viết lại câu đúng hoàn chỉnh.</w:t>
+      </w:r>
+    </w:p>
+    <w:p>
+      <w:pPr>
+        <w:spacing w:before="40" w:after="60"/>
+      </w:pPr>
+      <w:r>
+        <w:rPr>
+          <w:color w:val="000000"/>
+        </w:rPr>
+        <w:t>1. You do not must pay.</w:t>
+      </w:r>
+    </w:p>
+    <w:p>
+      <w:pPr>
+        <w:spacing w:before="120" w:after="160"/>
+      </w:pPr>
+      <w:r>
+        <w:rPr>
+          <w:color w:val="000000"/>
+        </w:rPr>
+        <w:t>2. He must not work yesterday.</w:t>
+      </w:r>
+    </w:p>
+    <w:p>
+      <w:pPr>
+        <w:spacing w:before="120" w:after="160"/>
+      </w:pPr>
+      <w:r>
+        <w:rPr>
+          <w:color w:val="000000"/>
+        </w:rPr>
+        <w:t>3. Could you helped me?</w:t>
+      </w:r>
+    </w:p>
+    <w:p>
+      <w:pPr>
+        <w:spacing w:before="120" w:after="160"/>
+      </w:pPr>
+      <w:r>
+        <w:rPr>
+          <w:color w:val="000000"/>
+        </w:rPr>
+        <w:t>4. She have to leave early.</w:t>
+      </w:r>
+    </w:p>
+    <w:p>
+      <w:pPr>
+        <w:spacing w:before="120" w:after="160"/>
+      </w:pPr>
+      <w:r>
+        <w:rPr>
+          <w:color w:val="000000"/>
+        </w:rPr>
+        <w:t>5. You ought not waste food.</w:t>
+      </w:r>
+    </w:p>
+    <w:p>
+      <w:pPr>
+        <w:spacing w:before="120" w:after="160"/>
+      </w:pPr>
+      <w:r>
+        <w:rPr>
+          <w:color w:val="000000"/>
+        </w:rPr>
+        <w:t>6. She can sings well.</w:t>
+      </w:r>
+    </w:p>
+    <w:p>
+      <w:pPr>
+        <w:spacing w:before="120" w:after="160"/>
+      </w:pPr>
+      <w:r>
+        <w:rPr>
+          <w:color w:val="000000"/>
+        </w:rPr>
+        <w:t>7. May I to come in?</w:t>
+      </w:r>
+    </w:p>
+    <w:p>
+      <w:pPr>
+        <w:spacing w:before="120" w:after="160"/>
+      </w:pPr>
+      <w:r>
+        <w:rPr>
+          <w:color w:val="000000"/>
+        </w:rPr>
+        <w:t>8. He mights be late.</w:t>
+      </w:r>
+    </w:p>
+    <w:p>
+      <w:pPr>
+        <w:spacing w:before="120" w:after="160"/>
+      </w:pPr>
+      <w:r>
+        <w:rPr>
+          <w:color w:val="000000"/>
+        </w:rPr>
+        <w:t>9. You must to wear a helmet.</w:t>
+      </w:r>
+    </w:p>
+    <w:p>
+      <w:pPr>
+        <w:spacing w:before="120" w:after="160"/>
+      </w:pPr>
+      <w:r>
+        <w:rPr>
+          <w:color w:val="000000"/>
+        </w:rPr>
+        <w:t>10. I have finish this today.</w:t>
+      </w:r>
+    </w:p>
+    <w:p>
+      <w:pPr>
+        <w:spacing w:before="240" w:after="60"/>
+        <w:keepNext/>
+      </w:pPr>
+      <w:r>
+        <w:rPr>
+          <w:color w:val="000000"/>
           <w:b/>
         </w:rPr>
-        <w:t xml:space="preserve">PHẦN 9. ĐỌC HIỂU (10 điểm)</w:t>
-      </w:r>
-    </w:p>
-    <w:p>
-      <w:r>
-        <w:t xml:space="preserve">Linh wants to improve her health. She can swim, but she cannot run far yet. Her doctor says she should exercise gently and ought to sleep earlier. She must take her medicine after breakfast, but she does not have to avoid all sweet food. She may join a yoga class next week. Her friend asked, “Shall we go together?” Linh said she would be happy to join.</w:t>
-      </w:r>
-    </w:p>
-    <w:p>
-      <w:r>
-        <w:t xml:space="preserve">1. What can Linh do? 2. What can she not do yet? 3. What advice did the doctor give? 4. When must she take medicine? 5. What may she join?</w:t>
-      </w:r>
-    </w:p>
-    <w:p>
-      <w:r>
-        <w:rPr>
+        <w:t>PHẦN 8. DỊCH SANG TIẾNG ANH (10 điểm)</w:t>
+      </w:r>
+    </w:p>
+    <w:p>
+      <w:pPr>
+        <w:spacing w:before="0" w:after="60"/>
+        <w:keepNext/>
+      </w:pPr>
+      <w:r>
+        <w:rPr>
+          <w:color w:val="000000"/>
+          <w:i/>
+        </w:rPr>
+        <w:t>Hướng dẫn: Dịch từng câu sang tiếng Anh tự nhiên và đúng ngữ pháp.</w:t>
+      </w:r>
+    </w:p>
+    <w:p>
+      <w:pPr>
+        <w:spacing w:before="40" w:after="60"/>
+      </w:pPr>
+      <w:r>
+        <w:rPr>
+          <w:color w:val="000000"/>
+        </w:rPr>
+        <w:t>1. Tôi có thể giúp bạn.</w:t>
+      </w:r>
+    </w:p>
+    <w:p>
+      <w:pPr>
+        <w:spacing w:before="120" w:after="160"/>
+      </w:pPr>
+      <w:r>
+        <w:rPr>
+          <w:color w:val="000000"/>
+        </w:rPr>
+        <w:t>2. Khi còn nhỏ, cô ấy có thể bơi.</w:t>
+      </w:r>
+    </w:p>
+    <w:p>
+      <w:pPr>
+        <w:spacing w:before="120" w:after="160"/>
+      </w:pPr>
+      <w:r>
+        <w:rPr>
+          <w:color w:val="000000"/>
+        </w:rPr>
+        <w:t>3. Trời có thể mưa tối nay.</w:t>
+      </w:r>
+    </w:p>
+    <w:p>
+      <w:pPr>
+        <w:spacing w:before="120" w:after="160"/>
+      </w:pPr>
+      <w:r>
+        <w:rPr>
+          <w:color w:val="000000"/>
+        </w:rPr>
+        <w:t>4. Bạn không được hút thuốc ở đây.</w:t>
+      </w:r>
+    </w:p>
+    <w:p>
+      <w:pPr>
+        <w:spacing w:before="120" w:after="160"/>
+      </w:pPr>
+      <w:r>
+        <w:rPr>
+          <w:color w:val="000000"/>
+        </w:rPr>
+        <w:t>5. Tôi phải đi làm sớm.</w:t>
+      </w:r>
+    </w:p>
+    <w:p>
+      <w:pPr>
+        <w:spacing w:before="120" w:after="160"/>
+      </w:pPr>
+      <w:r>
+        <w:rPr>
+          <w:color w:val="000000"/>
+        </w:rPr>
+        <w:t>6. Bạn không cần phải mang đồ ăn.</w:t>
+      </w:r>
+    </w:p>
+    <w:p>
+      <w:pPr>
+        <w:spacing w:before="120" w:after="160"/>
+      </w:pPr>
+      <w:r>
+        <w:rPr>
+          <w:color w:val="000000"/>
+        </w:rPr>
+        <w:t>7. Bạn nên gặp bác sĩ.</w:t>
+      </w:r>
+    </w:p>
+    <w:p>
+      <w:pPr>
+        <w:spacing w:before="120" w:after="160"/>
+      </w:pPr>
+      <w:r>
+        <w:rPr>
+          <w:color w:val="000000"/>
+        </w:rPr>
+        <w:t>8. Chúng ta nên bắt đầu chứ?</w:t>
+      </w:r>
+    </w:p>
+    <w:p>
+      <w:pPr>
+        <w:spacing w:before="120" w:after="160"/>
+      </w:pPr>
+      <w:r>
+        <w:rPr>
+          <w:color w:val="000000"/>
+        </w:rPr>
+        <w:t>9. Bạn có muốn uống trà không?</w:t>
+      </w:r>
+    </w:p>
+    <w:p>
+      <w:pPr>
+        <w:spacing w:before="120" w:after="160"/>
+      </w:pPr>
+      <w:r>
+        <w:rPr>
+          <w:color w:val="000000"/>
+        </w:rPr>
+        <w:t>10. Tôi sẽ gọi cho bạn ngày mai.</w:t>
+      </w:r>
+    </w:p>
+    <w:p>
+      <w:pPr>
+        <w:spacing w:before="240" w:after="60"/>
+        <w:keepNext/>
+      </w:pPr>
+      <w:r>
+        <w:rPr>
+          <w:color w:val="000000"/>
           <w:b/>
         </w:rPr>
-        <w:t xml:space="preserve">PHẦN 10. VIẾT (10 điểm)</w:t>
-      </w:r>
-    </w:p>
-    <w:p>
-      <w:r>
-        <w:t xml:space="preserve">Viết 90–110 từ tư vấn một người muốn sống khỏe hơn. Dùng can/could, may/might, must/have to, should/ought to và will/would/shall.</w:t>
-      </w:r>
-    </w:p>
-    <w:p>
-      <w:r>
-        <w:rPr>
+        <w:t>PHẦN 9. ĐỌC HIỂU (10 điểm)</w:t>
+      </w:r>
+    </w:p>
+    <w:p>
+      <w:pPr>
+        <w:spacing w:before="0" w:after="60"/>
+        <w:keepNext/>
+      </w:pPr>
+      <w:r>
+        <w:rPr>
+          <w:color w:val="000000"/>
+          <w:i/>
+        </w:rPr>
+        <w:t>Hướng dẫn: Đọc đoạn văn và trả lời từng câu hỏi bằng thông tin trong bài.</w:t>
+      </w:r>
+    </w:p>
+    <w:p>
+      <w:pPr>
+        <w:spacing w:before="0" w:after="120"/>
+      </w:pPr>
+      <w:r>
+        <w:rPr>
+          <w:color w:val="000000"/>
+        </w:rPr>
+        <w:t>Linh wants to improve her health. She can swim, but she cannot run far yet.</w:t>
+      </w:r>
+    </w:p>
+    <w:p>
+      <w:pPr>
+        <w:spacing w:before="0" w:after="120"/>
+      </w:pPr>
+      <w:r>
+        <w:rPr>
+          <w:color w:val="000000"/>
+        </w:rPr>
+        <w:t>Her doctor says she should exercise gently and ought to sleep earlier. She must take her medicine after breakfast, but she does not have to avoid all sweet food.</w:t>
+      </w:r>
+    </w:p>
+    <w:p>
+      <w:pPr>
+        <w:spacing w:before="0" w:after="120"/>
+      </w:pPr>
+      <w:r>
+        <w:rPr>
+          <w:color w:val="000000"/>
+        </w:rPr>
+        <w:t>She may join a yoga class next week. Her friend asked, “Shall we go together?” Linh said she would be happy to join.</w:t>
+      </w:r>
+    </w:p>
+    <w:p>
+      <w:pPr>
+        <w:spacing w:before="120" w:after="160"/>
+      </w:pPr>
+      <w:r>
+        <w:rPr>
+          <w:color w:val="000000"/>
+        </w:rPr>
+        <w:t>1. What can Linh do?</w:t>
+      </w:r>
+    </w:p>
+    <w:p>
+      <w:pPr>
+        <w:spacing w:before="120" w:after="160"/>
+      </w:pPr>
+      <w:r>
+        <w:rPr>
+          <w:color w:val="000000"/>
+        </w:rPr>
+        <w:t>2. What can she not do yet?</w:t>
+      </w:r>
+    </w:p>
+    <w:p>
+      <w:pPr>
+        <w:spacing w:before="120" w:after="160"/>
+      </w:pPr>
+      <w:r>
+        <w:rPr>
+          <w:color w:val="000000"/>
+        </w:rPr>
+        <w:t>3. What advice did the doctor give?</w:t>
+      </w:r>
+    </w:p>
+    <w:p>
+      <w:pPr>
+        <w:spacing w:before="120" w:after="160"/>
+      </w:pPr>
+      <w:r>
+        <w:rPr>
+          <w:color w:val="000000"/>
+        </w:rPr>
+        <w:t>4. When must she take medicine?</w:t>
+      </w:r>
+    </w:p>
+    <w:p>
+      <w:pPr>
+        <w:spacing w:before="120" w:after="160"/>
+      </w:pPr>
+      <w:r>
+        <w:rPr>
+          <w:color w:val="000000"/>
+        </w:rPr>
+        <w:t>5. What may she join?</w:t>
+      </w:r>
+    </w:p>
+    <w:p>
+      <w:pPr>
+        <w:spacing w:before="240" w:after="60"/>
+        <w:keepNext/>
+      </w:pPr>
+      <w:r>
+        <w:rPr>
+          <w:color w:val="000000"/>
           <w:b/>
         </w:rPr>
-        <w:t xml:space="preserve">ĐÁP ÁN – ĐỀ 3</w:t>
-      </w:r>
-    </w:p>
-    <w:p>
-      <w:r>
-        <w:rPr>
+        <w:t>PHẦN 10. VIẾT (10 điểm)</w:t>
+      </w:r>
+    </w:p>
+    <w:p>
+      <w:pPr>
+        <w:spacing w:before="0" w:after="60"/>
+        <w:keepNext/>
+      </w:pPr>
+      <w:r>
+        <w:rPr>
+          <w:color w:val="000000"/>
+          <w:i/>
+        </w:rPr>
+        <w:t>Hướng dẫn: Viết đúng độ dài và sử dụng đủ các động từ khuyết thiếu được yêu cầu.</w:t>
+      </w:r>
+    </w:p>
+    <w:p>
+      <w:pPr>
+        <w:spacing w:before="40" w:after="60"/>
+      </w:pPr>
+      <w:r>
+        <w:rPr>
+          <w:color w:val="000000"/>
+        </w:rPr>
+        <w:t>Viết 90–110 từ tư vấn một người muốn sống khỏe hơn. Dùng can/could, may/might, must/have to, should/ought to và will/would/shall.</w:t>
+      </w:r>
+    </w:p>
+    <w:p>
+      <w:pPr>
+        <w:spacing w:before="0" w:after="280"/>
+        <w:keepNext/>
+        <w:jc w:val="center"/>
+      </w:pPr>
+      <w:r>
+        <w:rPr>
+          <w:color w:val="000000"/>
           <w:b/>
         </w:rPr>
-        <w:t xml:space="preserve">PHẦN 1: 1. B; 2. B; 3. B; 4. A; 5. A; 6. A; 7. B; 8. A; 9. B; 10. A</w:t>
-      </w:r>
-    </w:p>
-    <w:p>
-      <w:r>
-        <w:rPr>
+        <w:br w:type="page"/>
+        <w:t>ĐÁP ÁN</w:t>
+      </w:r>
+    </w:p>
+    <w:p>
+      <w:pPr>
+        <w:spacing w:before="240" w:after="60"/>
+        <w:keepNext/>
+      </w:pPr>
+      <w:r>
+        <w:rPr>
+          <w:color w:val="000000"/>
           <w:b/>
         </w:rPr>
-        <w:t xml:space="preserve">PHẦN 2: 1. Could; 2. can; 3. could; 4. can; 5. can; 6. can; 7. Could; 8. could; 9. can; 10. Can</w:t>
-      </w:r>
-    </w:p>
-    <w:p>
-      <w:r>
-        <w:rPr>
+        <w:t>PHẦN 1</w:t>
+      </w:r>
+    </w:p>
+    <w:p>
+      <w:pPr>
+        <w:spacing w:before="60" w:after="120"/>
+      </w:pPr>
+      <w:r>
+        <w:rPr>
+          <w:color w:val="000000"/>
+        </w:rPr>
+        <w:t>Câu 1: B</w:t>
+      </w:r>
+    </w:p>
+    <w:p>
+      <w:pPr>
+        <w:spacing w:before="60" w:after="120"/>
+      </w:pPr>
+      <w:r>
+        <w:rPr>
+          <w:color w:val="000000"/>
+        </w:rPr>
+        <w:t>Câu 2: B</w:t>
+      </w:r>
+    </w:p>
+    <w:p>
+      <w:pPr>
+        <w:spacing w:before="60" w:after="120"/>
+      </w:pPr>
+      <w:r>
+        <w:rPr>
+          <w:color w:val="000000"/>
+        </w:rPr>
+        <w:t>Câu 3: B</w:t>
+      </w:r>
+    </w:p>
+    <w:p>
+      <w:pPr>
+        <w:spacing w:before="60" w:after="120"/>
+      </w:pPr>
+      <w:r>
+        <w:rPr>
+          <w:color w:val="000000"/>
+        </w:rPr>
+        <w:t>Câu 4: A</w:t>
+      </w:r>
+    </w:p>
+    <w:p>
+      <w:pPr>
+        <w:spacing w:before="60" w:after="120"/>
+      </w:pPr>
+      <w:r>
+        <w:rPr>
+          <w:color w:val="000000"/>
+        </w:rPr>
+        <w:t>Câu 5: A</w:t>
+      </w:r>
+    </w:p>
+    <w:p>
+      <w:pPr>
+        <w:spacing w:before="60" w:after="120"/>
+      </w:pPr>
+      <w:r>
+        <w:rPr>
+          <w:color w:val="000000"/>
+        </w:rPr>
+        <w:t>Câu 6: A</w:t>
+      </w:r>
+    </w:p>
+    <w:p>
+      <w:pPr>
+        <w:spacing w:before="60" w:after="120"/>
+      </w:pPr>
+      <w:r>
+        <w:rPr>
+          <w:color w:val="000000"/>
+        </w:rPr>
+        <w:t>Câu 7: B</w:t>
+      </w:r>
+    </w:p>
+    <w:p>
+      <w:pPr>
+        <w:spacing w:before="60" w:after="120"/>
+      </w:pPr>
+      <w:r>
+        <w:rPr>
+          <w:color w:val="000000"/>
+        </w:rPr>
+        <w:t>Câu 8: A</w:t>
+      </w:r>
+    </w:p>
+    <w:p>
+      <w:pPr>
+        <w:spacing w:before="60" w:after="120"/>
+      </w:pPr>
+      <w:r>
+        <w:rPr>
+          <w:color w:val="000000"/>
+        </w:rPr>
+        <w:t>Câu 9: B</w:t>
+      </w:r>
+    </w:p>
+    <w:p>
+      <w:pPr>
+        <w:spacing w:before="60" w:after="120"/>
+      </w:pPr>
+      <w:r>
+        <w:rPr>
+          <w:color w:val="000000"/>
+        </w:rPr>
+        <w:t>Câu 10: A</w:t>
+      </w:r>
+    </w:p>
+    <w:p>
+      <w:pPr>
+        <w:spacing w:before="240" w:after="60"/>
+        <w:keepNext/>
+      </w:pPr>
+      <w:r>
+        <w:rPr>
+          <w:color w:val="000000"/>
           <w:b/>
         </w:rPr>
-        <w:t xml:space="preserve">PHẦN 3: 1. may / might; 2. might; 3. May; 4. may / might; 5. may / might; 6. may / might; 7. May; 8. may / might; 9. may / might; 10. may</w:t>
-      </w:r>
-    </w:p>
-    <w:p>
-      <w:r>
-        <w:rPr>
+        <w:t>PHẦN 2</w:t>
+      </w:r>
+    </w:p>
+    <w:p>
+      <w:pPr>
+        <w:spacing w:before="60" w:after="120"/>
+      </w:pPr>
+      <w:r>
+        <w:rPr>
+          <w:color w:val="000000"/>
+        </w:rPr>
+        <w:t>Câu 1: Could</w:t>
+      </w:r>
+    </w:p>
+    <w:p>
+      <w:pPr>
+        <w:spacing w:before="60" w:after="120"/>
+      </w:pPr>
+      <w:r>
+        <w:rPr>
+          <w:color w:val="000000"/>
+        </w:rPr>
+        <w:t>Câu 2: can</w:t>
+      </w:r>
+    </w:p>
+    <w:p>
+      <w:pPr>
+        <w:spacing w:before="60" w:after="120"/>
+      </w:pPr>
+      <w:r>
+        <w:rPr>
+          <w:color w:val="000000"/>
+        </w:rPr>
+        <w:t>Câu 3: could</w:t>
+      </w:r>
+    </w:p>
+    <w:p>
+      <w:pPr>
+        <w:spacing w:before="60" w:after="120"/>
+      </w:pPr>
+      <w:r>
+        <w:rPr>
+          <w:color w:val="000000"/>
+        </w:rPr>
+        <w:t>Câu 4: can</w:t>
+      </w:r>
+    </w:p>
+    <w:p>
+      <w:pPr>
+        <w:spacing w:before="60" w:after="120"/>
+      </w:pPr>
+      <w:r>
+        <w:rPr>
+          <w:color w:val="000000"/>
+        </w:rPr>
+        <w:t>Câu 5: can</w:t>
+      </w:r>
+    </w:p>
+    <w:p>
+      <w:pPr>
+        <w:spacing w:before="60" w:after="120"/>
+      </w:pPr>
+      <w:r>
+        <w:rPr>
+          <w:color w:val="000000"/>
+        </w:rPr>
+        <w:t>Câu 6: can</w:t>
+      </w:r>
+    </w:p>
+    <w:p>
+      <w:pPr>
+        <w:spacing w:before="60" w:after="120"/>
+      </w:pPr>
+      <w:r>
+        <w:rPr>
+          <w:color w:val="000000"/>
+        </w:rPr>
+        <w:t>Câu 7: Could</w:t>
+      </w:r>
+    </w:p>
+    <w:p>
+      <w:pPr>
+        <w:spacing w:before="60" w:after="120"/>
+      </w:pPr>
+      <w:r>
+        <w:rPr>
+          <w:color w:val="000000"/>
+        </w:rPr>
+        <w:t>Câu 8: could</w:t>
+      </w:r>
+    </w:p>
+    <w:p>
+      <w:pPr>
+        <w:spacing w:before="60" w:after="120"/>
+      </w:pPr>
+      <w:r>
+        <w:rPr>
+          <w:color w:val="000000"/>
+        </w:rPr>
+        <w:t>Câu 9: can</w:t>
+      </w:r>
+    </w:p>
+    <w:p>
+      <w:pPr>
+        <w:spacing w:before="60" w:after="120"/>
+      </w:pPr>
+      <w:r>
+        <w:rPr>
+          <w:color w:val="000000"/>
+        </w:rPr>
+        <w:t>Câu 10: Can</w:t>
+      </w:r>
+    </w:p>
+    <w:p>
+      <w:pPr>
+        <w:spacing w:before="240" w:after="60"/>
+        <w:keepNext/>
+      </w:pPr>
+      <w:r>
+        <w:rPr>
+          <w:color w:val="000000"/>
           <w:b/>
         </w:rPr>
-        <w:t xml:space="preserve">PHẦN 4: 1. do not have to; 2. has to; 3. must; 4. do not have to; 5. have to; 6. must not; 7. have to; 8. do not have to; 9. must / have to; 10. has to</w:t>
-      </w:r>
-    </w:p>
-    <w:p>
-      <w:r>
-        <w:rPr>
+        <w:t>PHẦN 3</w:t>
+      </w:r>
+    </w:p>
+    <w:p>
+      <w:pPr>
+        <w:spacing w:before="60" w:after="120"/>
+      </w:pPr>
+      <w:r>
+        <w:rPr>
+          <w:color w:val="000000"/>
+        </w:rPr>
+        <w:t>Câu 1: may / might</w:t>
+      </w:r>
+    </w:p>
+    <w:p>
+      <w:pPr>
+        <w:spacing w:before="60" w:after="120"/>
+      </w:pPr>
+      <w:r>
+        <w:rPr>
+          <w:color w:val="000000"/>
+        </w:rPr>
+        <w:t>Câu 2: might</w:t>
+      </w:r>
+    </w:p>
+    <w:p>
+      <w:pPr>
+        <w:spacing w:before="60" w:after="120"/>
+      </w:pPr>
+      <w:r>
+        <w:rPr>
+          <w:color w:val="000000"/>
+        </w:rPr>
+        <w:t>Câu 3: May</w:t>
+      </w:r>
+    </w:p>
+    <w:p>
+      <w:pPr>
+        <w:spacing w:before="60" w:after="120"/>
+      </w:pPr>
+      <w:r>
+        <w:rPr>
+          <w:color w:val="000000"/>
+        </w:rPr>
+        <w:t>Câu 4: may / might</w:t>
+      </w:r>
+    </w:p>
+    <w:p>
+      <w:pPr>
+        <w:spacing w:before="60" w:after="120"/>
+      </w:pPr>
+      <w:r>
+        <w:rPr>
+          <w:color w:val="000000"/>
+        </w:rPr>
+        <w:t>Câu 5: may / might</w:t>
+      </w:r>
+    </w:p>
+    <w:p>
+      <w:pPr>
+        <w:spacing w:before="60" w:after="120"/>
+      </w:pPr>
+      <w:r>
+        <w:rPr>
+          <w:color w:val="000000"/>
+        </w:rPr>
+        <w:t>Câu 6: may / might</w:t>
+      </w:r>
+    </w:p>
+    <w:p>
+      <w:pPr>
+        <w:spacing w:before="60" w:after="120"/>
+      </w:pPr>
+      <w:r>
+        <w:rPr>
+          <w:color w:val="000000"/>
+        </w:rPr>
+        <w:t>Câu 7: May</w:t>
+      </w:r>
+    </w:p>
+    <w:p>
+      <w:pPr>
+        <w:spacing w:before="60" w:after="120"/>
+      </w:pPr>
+      <w:r>
+        <w:rPr>
+          <w:color w:val="000000"/>
+        </w:rPr>
+        <w:t>Câu 8: may / might</w:t>
+      </w:r>
+    </w:p>
+    <w:p>
+      <w:pPr>
+        <w:spacing w:before="60" w:after="120"/>
+      </w:pPr>
+      <w:r>
+        <w:rPr>
+          <w:color w:val="000000"/>
+        </w:rPr>
+        <w:t>Câu 9: may / might</w:t>
+      </w:r>
+    </w:p>
+    <w:p>
+      <w:pPr>
+        <w:spacing w:before="60" w:after="120"/>
+      </w:pPr>
+      <w:r>
+        <w:rPr>
+          <w:color w:val="000000"/>
+        </w:rPr>
+        <w:t>Câu 10: may</w:t>
+      </w:r>
+    </w:p>
+    <w:p>
+      <w:pPr>
+        <w:spacing w:before="240" w:after="60"/>
+        <w:keepNext/>
+      </w:pPr>
+      <w:r>
+        <w:rPr>
+          <w:color w:val="000000"/>
           <w:b/>
         </w:rPr>
-        <w:t xml:space="preserve">PHẦN 5: 1. should not / ought not to; 2. should; 3. should / ought to; 4. should not / ought not to; 5. Should; 6. should / ought to; 7. should not / ought not to; 8. should / ought to; 9. Should; 10. should / ought to</w:t>
-      </w:r>
-    </w:p>
-    <w:p>
-      <w:r>
-        <w:rPr>
+        <w:t>PHẦN 4</w:t>
+      </w:r>
+    </w:p>
+    <w:p>
+      <w:pPr>
+        <w:spacing w:before="60" w:after="120"/>
+      </w:pPr>
+      <w:r>
+        <w:rPr>
+          <w:color w:val="000000"/>
+        </w:rPr>
+        <w:t>Câu 1: do not have to</w:t>
+      </w:r>
+    </w:p>
+    <w:p>
+      <w:pPr>
+        <w:spacing w:before="60" w:after="120"/>
+      </w:pPr>
+      <w:r>
+        <w:rPr>
+          <w:color w:val="000000"/>
+        </w:rPr>
+        <w:t>Câu 2: has to</w:t>
+      </w:r>
+    </w:p>
+    <w:p>
+      <w:pPr>
+        <w:spacing w:before="60" w:after="120"/>
+      </w:pPr>
+      <w:r>
+        <w:rPr>
+          <w:color w:val="000000"/>
+        </w:rPr>
+        <w:t>Câu 3: must</w:t>
+      </w:r>
+    </w:p>
+    <w:p>
+      <w:pPr>
+        <w:spacing w:before="60" w:after="120"/>
+      </w:pPr>
+      <w:r>
+        <w:rPr>
+          <w:color w:val="000000"/>
+        </w:rPr>
+        <w:t>Câu 4: do not have to</w:t>
+      </w:r>
+    </w:p>
+    <w:p>
+      <w:pPr>
+        <w:spacing w:before="60" w:after="120"/>
+      </w:pPr>
+      <w:r>
+        <w:rPr>
+          <w:color w:val="000000"/>
+        </w:rPr>
+        <w:t>Câu 5: have to</w:t>
+      </w:r>
+    </w:p>
+    <w:p>
+      <w:pPr>
+        <w:spacing w:before="60" w:after="120"/>
+      </w:pPr>
+      <w:r>
+        <w:rPr>
+          <w:color w:val="000000"/>
+        </w:rPr>
+        <w:t>Câu 6: must not</w:t>
+      </w:r>
+    </w:p>
+    <w:p>
+      <w:pPr>
+        <w:spacing w:before="60" w:after="120"/>
+      </w:pPr>
+      <w:r>
+        <w:rPr>
+          <w:color w:val="000000"/>
+        </w:rPr>
+        <w:t>Câu 7: have to</w:t>
+      </w:r>
+    </w:p>
+    <w:p>
+      <w:pPr>
+        <w:spacing w:before="60" w:after="120"/>
+      </w:pPr>
+      <w:r>
+        <w:rPr>
+          <w:color w:val="000000"/>
+        </w:rPr>
+        <w:t>Câu 8: do not have to</w:t>
+      </w:r>
+    </w:p>
+    <w:p>
+      <w:pPr>
+        <w:spacing w:before="60" w:after="120"/>
+      </w:pPr>
+      <w:r>
+        <w:rPr>
+          <w:color w:val="000000"/>
+        </w:rPr>
+        <w:t>Câu 9: must / have to</w:t>
+      </w:r>
+    </w:p>
+    <w:p>
+      <w:pPr>
+        <w:spacing w:before="60" w:after="120"/>
+      </w:pPr>
+      <w:r>
+        <w:rPr>
+          <w:color w:val="000000"/>
+        </w:rPr>
+        <w:t>Câu 10: has to</w:t>
+      </w:r>
+    </w:p>
+    <w:p>
+      <w:pPr>
+        <w:spacing w:before="240" w:after="60"/>
+        <w:keepNext/>
+      </w:pPr>
+      <w:r>
+        <w:rPr>
+          <w:color w:val="000000"/>
           <w:b/>
         </w:rPr>
-        <w:t xml:space="preserve">PHẦN 6: 1. will; 2. would; 3. Would; 4. will; 5. Shall; 6. will; 7. Would; 8. Shall; 9. Would; 10. will</w:t>
-      </w:r>
-    </w:p>
-    <w:p>
-      <w:r>
-        <w:rPr>
+        <w:t>PHẦN 5</w:t>
+      </w:r>
+    </w:p>
+    <w:p>
+      <w:pPr>
+        <w:spacing w:before="60" w:after="120"/>
+      </w:pPr>
+      <w:r>
+        <w:rPr>
+          <w:color w:val="000000"/>
+        </w:rPr>
+        <w:t>Câu 1: should not / ought not to</w:t>
+      </w:r>
+    </w:p>
+    <w:p>
+      <w:pPr>
+        <w:spacing w:before="60" w:after="120"/>
+      </w:pPr>
+      <w:r>
+        <w:rPr>
+          <w:color w:val="000000"/>
+        </w:rPr>
+        <w:t>Câu 2: should</w:t>
+      </w:r>
+    </w:p>
+    <w:p>
+      <w:pPr>
+        <w:spacing w:before="60" w:after="120"/>
+      </w:pPr>
+      <w:r>
+        <w:rPr>
+          <w:color w:val="000000"/>
+        </w:rPr>
+        <w:t>Câu 3: should / ought to</w:t>
+      </w:r>
+    </w:p>
+    <w:p>
+      <w:pPr>
+        <w:spacing w:before="60" w:after="120"/>
+      </w:pPr>
+      <w:r>
+        <w:rPr>
+          <w:color w:val="000000"/>
+        </w:rPr>
+        <w:t>Câu 4: should not / ought not to</w:t>
+      </w:r>
+    </w:p>
+    <w:p>
+      <w:pPr>
+        <w:spacing w:before="60" w:after="120"/>
+      </w:pPr>
+      <w:r>
+        <w:rPr>
+          <w:color w:val="000000"/>
+        </w:rPr>
+        <w:t>Câu 5: Should</w:t>
+      </w:r>
+    </w:p>
+    <w:p>
+      <w:pPr>
+        <w:spacing w:before="60" w:after="120"/>
+      </w:pPr>
+      <w:r>
+        <w:rPr>
+          <w:color w:val="000000"/>
+        </w:rPr>
+        <w:t>Câu 6: should / ought to</w:t>
+      </w:r>
+    </w:p>
+    <w:p>
+      <w:pPr>
+        <w:spacing w:before="60" w:after="120"/>
+      </w:pPr>
+      <w:r>
+        <w:rPr>
+          <w:color w:val="000000"/>
+        </w:rPr>
+        <w:t>Câu 7: should not / ought not to</w:t>
+      </w:r>
+    </w:p>
+    <w:p>
+      <w:pPr>
+        <w:spacing w:before="60" w:after="120"/>
+      </w:pPr>
+      <w:r>
+        <w:rPr>
+          <w:color w:val="000000"/>
+        </w:rPr>
+        <w:t>Câu 8: should / ought to</w:t>
+      </w:r>
+    </w:p>
+    <w:p>
+      <w:pPr>
+        <w:spacing w:before="60" w:after="120"/>
+      </w:pPr>
+      <w:r>
+        <w:rPr>
+          <w:color w:val="000000"/>
+        </w:rPr>
+        <w:t>Câu 9: Should</w:t>
+      </w:r>
+    </w:p>
+    <w:p>
+      <w:pPr>
+        <w:spacing w:before="60" w:after="120"/>
+      </w:pPr>
+      <w:r>
+        <w:rPr>
+          <w:color w:val="000000"/>
+        </w:rPr>
+        <w:t>Câu 10: should / ought to</w:t>
+      </w:r>
+    </w:p>
+    <w:p>
+      <w:pPr>
+        <w:spacing w:before="240" w:after="60"/>
+        <w:keepNext/>
+      </w:pPr>
+      <w:r>
+        <w:rPr>
+          <w:color w:val="000000"/>
           <w:b/>
         </w:rPr>
-        <w:t xml:space="preserve">PHẦN 7: 1. You do not have to pay.; 2. He did not have to work yesterday.; 3. Could you help me?; 4. She has to leave early.; 5. You ought not to waste food.; 6. She can sing well.; 7. May I come in?; 8. He might be late.; 9. You must wear a helmet.; 10. I have to finish this today.</w:t>
-      </w:r>
-    </w:p>
-    <w:p>
-      <w:r>
-        <w:rPr>
+        <w:t>PHẦN 6</w:t>
+      </w:r>
+    </w:p>
+    <w:p>
+      <w:pPr>
+        <w:spacing w:before="60" w:after="120"/>
+      </w:pPr>
+      <w:r>
+        <w:rPr>
+          <w:color w:val="000000"/>
+        </w:rPr>
+        <w:t>Câu 1: will</w:t>
+      </w:r>
+    </w:p>
+    <w:p>
+      <w:pPr>
+        <w:spacing w:before="60" w:after="120"/>
+      </w:pPr>
+      <w:r>
+        <w:rPr>
+          <w:color w:val="000000"/>
+        </w:rPr>
+        <w:t>Câu 2: would</w:t>
+      </w:r>
+    </w:p>
+    <w:p>
+      <w:pPr>
+        <w:spacing w:before="60" w:after="120"/>
+      </w:pPr>
+      <w:r>
+        <w:rPr>
+          <w:color w:val="000000"/>
+        </w:rPr>
+        <w:t>Câu 3: Would</w:t>
+      </w:r>
+    </w:p>
+    <w:p>
+      <w:pPr>
+        <w:spacing w:before="60" w:after="120"/>
+      </w:pPr>
+      <w:r>
+        <w:rPr>
+          <w:color w:val="000000"/>
+        </w:rPr>
+        <w:t>Câu 4: will</w:t>
+      </w:r>
+    </w:p>
+    <w:p>
+      <w:pPr>
+        <w:spacing w:before="60" w:after="120"/>
+      </w:pPr>
+      <w:r>
+        <w:rPr>
+          <w:color w:val="000000"/>
+        </w:rPr>
+        <w:t>Câu 5: Shall</w:t>
+      </w:r>
+    </w:p>
+    <w:p>
+      <w:pPr>
+        <w:spacing w:before="60" w:after="120"/>
+      </w:pPr>
+      <w:r>
+        <w:rPr>
+          <w:color w:val="000000"/>
+        </w:rPr>
+        <w:t>Câu 6: will</w:t>
+      </w:r>
+    </w:p>
+    <w:p>
+      <w:pPr>
+        <w:spacing w:before="60" w:after="120"/>
+      </w:pPr>
+      <w:r>
+        <w:rPr>
+          <w:color w:val="000000"/>
+        </w:rPr>
+        <w:t>Câu 7: Would</w:t>
+      </w:r>
+    </w:p>
+    <w:p>
+      <w:pPr>
+        <w:spacing w:before="60" w:after="120"/>
+      </w:pPr>
+      <w:r>
+        <w:rPr>
+          <w:color w:val="000000"/>
+        </w:rPr>
+        <w:t>Câu 8: Shall</w:t>
+      </w:r>
+    </w:p>
+    <w:p>
+      <w:pPr>
+        <w:spacing w:before="60" w:after="120"/>
+      </w:pPr>
+      <w:r>
+        <w:rPr>
+          <w:color w:val="000000"/>
+        </w:rPr>
+        <w:t>Câu 9: Would</w:t>
+      </w:r>
+    </w:p>
+    <w:p>
+      <w:pPr>
+        <w:spacing w:before="60" w:after="120"/>
+      </w:pPr>
+      <w:r>
+        <w:rPr>
+          <w:color w:val="000000"/>
+        </w:rPr>
+        <w:t>Câu 10: will</w:t>
+      </w:r>
+    </w:p>
+    <w:p>
+      <w:pPr>
+        <w:spacing w:before="240" w:after="60"/>
+        <w:keepNext/>
+      </w:pPr>
+      <w:r>
+        <w:rPr>
+          <w:color w:val="000000"/>
           <w:b/>
         </w:rPr>
-        <w:t xml:space="preserve">PHẦN 8: 1 I can help you. 2 She could swim when she was young. 3 It may/might rain tonight. 4 You must not smoke here. 5 I have to go to work early. 6 You do not have to bring food. 7 You should/ought to see a doctor. 8 Shall we start? 9 Would you like some tea? 10 I will call you tomorrow.</w:t>
-      </w:r>
-    </w:p>
-    <w:p>
-      <w:r>
-        <w:rPr>
+        <w:t>PHẦN 7</w:t>
+      </w:r>
+    </w:p>
+    <w:p>
+      <w:pPr>
+        <w:spacing w:before="60" w:after="120"/>
+      </w:pPr>
+      <w:r>
+        <w:rPr>
+          <w:color w:val="000000"/>
+        </w:rPr>
+        <w:t>Câu 1: You do not have to pay.</w:t>
+      </w:r>
+    </w:p>
+    <w:p>
+      <w:pPr>
+        <w:spacing w:before="60" w:after="120"/>
+      </w:pPr>
+      <w:r>
+        <w:rPr>
+          <w:color w:val="000000"/>
+        </w:rPr>
+        <w:t>Câu 2: He did not have to work yesterday.</w:t>
+      </w:r>
+    </w:p>
+    <w:p>
+      <w:pPr>
+        <w:spacing w:before="60" w:after="120"/>
+      </w:pPr>
+      <w:r>
+        <w:rPr>
+          <w:color w:val="000000"/>
+        </w:rPr>
+        <w:t>Câu 3: Could you help me?</w:t>
+      </w:r>
+    </w:p>
+    <w:p>
+      <w:pPr>
+        <w:spacing w:before="60" w:after="120"/>
+      </w:pPr>
+      <w:r>
+        <w:rPr>
+          <w:color w:val="000000"/>
+        </w:rPr>
+        <w:t>Câu 4: She has to leave early.</w:t>
+      </w:r>
+    </w:p>
+    <w:p>
+      <w:pPr>
+        <w:spacing w:before="60" w:after="120"/>
+      </w:pPr>
+      <w:r>
+        <w:rPr>
+          <w:color w:val="000000"/>
+        </w:rPr>
+        <w:t>Câu 5: You ought not to waste food.</w:t>
+      </w:r>
+    </w:p>
+    <w:p>
+      <w:pPr>
+        <w:spacing w:before="60" w:after="120"/>
+      </w:pPr>
+      <w:r>
+        <w:rPr>
+          <w:color w:val="000000"/>
+        </w:rPr>
+        <w:t>Câu 6: She can sing well.</w:t>
+      </w:r>
+    </w:p>
+    <w:p>
+      <w:pPr>
+        <w:spacing w:before="60" w:after="120"/>
+      </w:pPr>
+      <w:r>
+        <w:rPr>
+          <w:color w:val="000000"/>
+        </w:rPr>
+        <w:t>Câu 7: May I come in?</w:t>
+      </w:r>
+    </w:p>
+    <w:p>
+      <w:pPr>
+        <w:spacing w:before="60" w:after="120"/>
+      </w:pPr>
+      <w:r>
+        <w:rPr>
+          <w:color w:val="000000"/>
+        </w:rPr>
+        <w:t>Câu 8: He might be late.</w:t>
+      </w:r>
+    </w:p>
+    <w:p>
+      <w:pPr>
+        <w:spacing w:before="60" w:after="120"/>
+      </w:pPr>
+      <w:r>
+        <w:rPr>
+          <w:color w:val="000000"/>
+        </w:rPr>
+        <w:t>Câu 9: You must wear a helmet.</w:t>
+      </w:r>
+    </w:p>
+    <w:p>
+      <w:pPr>
+        <w:spacing w:before="60" w:after="120"/>
+      </w:pPr>
+      <w:r>
+        <w:rPr>
+          <w:color w:val="000000"/>
+        </w:rPr>
+        <w:t>Câu 10: I have to finish this today.</w:t>
+      </w:r>
+    </w:p>
+    <w:p>
+      <w:pPr>
+        <w:spacing w:before="240" w:after="60"/>
+        <w:keepNext/>
+      </w:pPr>
+      <w:r>
+        <w:rPr>
+          <w:color w:val="000000"/>
           <w:b/>
         </w:rPr>
-        <w:t xml:space="preserve">PHẦN 9: 1. She can swim. 2. Run far. 3. Exercise gently and sleep earlier. 4. After breakfast. 5. A yoga class.</w:t>
-      </w:r>
-    </w:p>
-    <w:p>
-      <w:r>
-        <w:rPr>
+        <w:t>PHẦN 8</w:t>
+      </w:r>
+    </w:p>
+    <w:p>
+      <w:pPr>
+        <w:spacing w:before="60" w:after="120"/>
+      </w:pPr>
+      <w:r>
+        <w:rPr>
+          <w:color w:val="000000"/>
+        </w:rPr>
+        <w:t>Câu 1: I can help you.</w:t>
+      </w:r>
+    </w:p>
+    <w:p>
+      <w:pPr>
+        <w:spacing w:before="60" w:after="120"/>
+      </w:pPr>
+      <w:r>
+        <w:rPr>
+          <w:color w:val="000000"/>
+        </w:rPr>
+        <w:t>Câu 2: She could swim when she was young.</w:t>
+      </w:r>
+    </w:p>
+    <w:p>
+      <w:pPr>
+        <w:spacing w:before="60" w:after="120"/>
+      </w:pPr>
+      <w:r>
+        <w:rPr>
+          <w:color w:val="000000"/>
+        </w:rPr>
+        <w:t>Câu 3: It may/might rain tonight.</w:t>
+      </w:r>
+    </w:p>
+    <w:p>
+      <w:pPr>
+        <w:spacing w:before="60" w:after="120"/>
+      </w:pPr>
+      <w:r>
+        <w:rPr>
+          <w:color w:val="000000"/>
+        </w:rPr>
+        <w:t>Câu 4: You must not smoke here.</w:t>
+      </w:r>
+    </w:p>
+    <w:p>
+      <w:pPr>
+        <w:spacing w:before="60" w:after="120"/>
+      </w:pPr>
+      <w:r>
+        <w:rPr>
+          <w:color w:val="000000"/>
+        </w:rPr>
+        <w:t>Câu 5: I have to go to work early.</w:t>
+      </w:r>
+    </w:p>
+    <w:p>
+      <w:pPr>
+        <w:spacing w:before="60" w:after="120"/>
+      </w:pPr>
+      <w:r>
+        <w:rPr>
+          <w:color w:val="000000"/>
+        </w:rPr>
+        <w:t>Câu 6: You do not have to bring food.</w:t>
+      </w:r>
+    </w:p>
+    <w:p>
+      <w:pPr>
+        <w:spacing w:before="60" w:after="120"/>
+      </w:pPr>
+      <w:r>
+        <w:rPr>
+          <w:color w:val="000000"/>
+        </w:rPr>
+        <w:t>Câu 7: You should/ought to see a doctor.</w:t>
+      </w:r>
+    </w:p>
+    <w:p>
+      <w:pPr>
+        <w:spacing w:before="60" w:after="120"/>
+      </w:pPr>
+      <w:r>
+        <w:rPr>
+          <w:color w:val="000000"/>
+        </w:rPr>
+        <w:t>Câu 8: Shall we start?</w:t>
+      </w:r>
+    </w:p>
+    <w:p>
+      <w:pPr>
+        <w:spacing w:before="60" w:after="120"/>
+      </w:pPr>
+      <w:r>
+        <w:rPr>
+          <w:color w:val="000000"/>
+        </w:rPr>
+        <w:t>Câu 9: Would you like some tea?</w:t>
+      </w:r>
+    </w:p>
+    <w:p>
+      <w:pPr>
+        <w:spacing w:before="60" w:after="120"/>
+      </w:pPr>
+      <w:r>
+        <w:rPr>
+          <w:color w:val="000000"/>
+        </w:rPr>
+        <w:t>Câu 10: I will call you tomorrow.</w:t>
+      </w:r>
+    </w:p>
+    <w:p>
+      <w:pPr>
+        <w:spacing w:before="240" w:after="60"/>
+        <w:keepNext/>
+      </w:pPr>
+      <w:r>
+        <w:rPr>
+          <w:color w:val="000000"/>
           <w:b/>
         </w:rPr>
-        <w:t xml:space="preserve">BÀI VIẾT MẪU (101 từ): If you want to become healthier, you should begin with small changes. You can walk for thirty minutes each day, and you could invite a friend to join you. You ought to eat more vegetables and must drink enough water. You do not have to stop eating every sweet food, but you must not eat too much sugar. You may feel tired during the first week, and progress might be slow. Would you like to try swimming at weekends? Shall we make a simple exercise plan? If you follow it patiently, you will have more energy and sleep better at night.</w:t>
+        <w:t>PHẦN 9</w:t>
+      </w:r>
+    </w:p>
+    <w:p>
+      <w:pPr>
+        <w:spacing w:before="60" w:after="120"/>
+      </w:pPr>
+      <w:r>
+        <w:rPr>
+          <w:color w:val="000000"/>
+        </w:rPr>
+        <w:t>Câu 1: She can swim.</w:t>
+      </w:r>
+    </w:p>
+    <w:p>
+      <w:pPr>
+        <w:spacing w:before="60" w:after="120"/>
+      </w:pPr>
+      <w:r>
+        <w:rPr>
+          <w:color w:val="000000"/>
+        </w:rPr>
+        <w:t>Câu 2: Run far.</w:t>
+      </w:r>
+    </w:p>
+    <w:p>
+      <w:pPr>
+        <w:spacing w:before="60" w:after="120"/>
+      </w:pPr>
+      <w:r>
+        <w:rPr>
+          <w:color w:val="000000"/>
+        </w:rPr>
+        <w:t>Câu 3: Exercise gently and sleep earlier.</w:t>
+      </w:r>
+    </w:p>
+    <w:p>
+      <w:pPr>
+        <w:spacing w:before="60" w:after="120"/>
+      </w:pPr>
+      <w:r>
+        <w:rPr>
+          <w:color w:val="000000"/>
+        </w:rPr>
+        <w:t>Câu 4: After breakfast.</w:t>
+      </w:r>
+    </w:p>
+    <w:p>
+      <w:pPr>
+        <w:spacing w:before="60" w:after="120"/>
+      </w:pPr>
+      <w:r>
+        <w:rPr>
+          <w:color w:val="000000"/>
+        </w:rPr>
+        <w:t>Câu 5: A yoga class.</w:t>
+      </w:r>
+    </w:p>
+    <w:p>
+      <w:pPr>
+        <w:spacing w:before="240" w:after="60"/>
+        <w:keepNext/>
+      </w:pPr>
+      <w:r>
+        <w:rPr>
+          <w:color w:val="000000"/>
+          <w:b/>
+        </w:rPr>
+        <w:t>PHẦN 10</w:t>
+      </w:r>
+    </w:p>
+    <w:p>
+      <w:pPr>
+        <w:spacing w:before="240" w:after="60"/>
+        <w:keepNext/>
+      </w:pPr>
+      <w:r>
+        <w:rPr>
+          <w:color w:val="000000"/>
+          <w:b/>
+        </w:rPr>
+        <w:t>Câu trả lời tham khảo</w:t>
+      </w:r>
+    </w:p>
+    <w:p>
+      <w:pPr>
+        <w:spacing w:before="0" w:after="160"/>
+      </w:pPr>
+      <w:r>
+        <w:rPr>
+          <w:color w:val="000000"/>
+        </w:rPr>
+        <w:t>BÀI VIẾT MẪU (101 từ): If you want to become healthier, you should begin with small changes. You can walk for thirty minutes each day, and you could invite a friend to join you. You ought to eat more vegetables and must drink enough water. You do not have to stop eating every sweet food, but you must not eat too much sugar. You may feel tired during the first week, and progress might be slow. Would you like to try swimming at weekends? Shall we make a simple exercise plan? If you follow it patiently, you will have more energy and sleep better at night.</w:t>
       </w:r>
     </w:p>
     <w:sectPr>
